--- a/oon-operating-model/academy/Training-Academy-Curriculum.docx
+++ b/oon-operating-model/academy/Training-Academy-Curriculum.docx
@@ -33,7 +33,13 @@
     <w:p>
       <w:pPr/>
       <w:r>
-        <w:t xml:space="preserve">The Training Academy turns the badge competency matrix into a training program. It onboards every new hire, runs the quarterly test windows and the semiannual KPI review, moves current staff into the new levels between January and March 2027, and runs the committee that awards badges and recommends promotions. One manager owns it, preferably the new Senior Manager. A committee of 2–3 managers, L4 Senior Specialists II, L3 Senior Specialists I and 2 rotating team leads runs it with the QA department. Levels, test windows, badge-loss rules and the transition are set in the Badges, Levels and Transition appendix.</w:t>
+        <w:t xml:space="preserve">The Training Academy turns the badge competency matrix into a training program. It runs 15 badges in three families: 5 C (core), 5 B (specialist) and 5 A (advanced). Levels run from L0 to L5. L1 and L2 are automatic once the badges are held; L3, L4 and L5 need a leveling test. Every December, the top 10% of each level earn the badges of their level they don't yet hold.</w:t>
+      </w:r>
+    </w:p>
+    <w:p>
+      <w:pPr/>
+      <w:r>
+        <w:t xml:space="preserve">The Academy onboards every new hire, runs the quarterly test windows, the leveling tests and the semiannual KPI review, moves current staff into the new levels between January and March 2027, and runs the committee that awards badges and recommends promotions. One manager owns it, preferably the new Senior Manager. A committee of 2–3 managers, L4 Senior Specialists II, L3 Senior Specialists I and 2 rotating team leads runs it with the QA department. Levels, test windows, badge-loss rules and the transition are set in the Badges, Levels and Transition appendix.</w:t>
       </w:r>
     </w:p>
     <w:p>
@@ -60,7 +66,7 @@
         <w:t xml:space="preserve">Onboarding:</w:t>
       </w:r>
       <w:r>
-        <w:t xml:space="preserve"> 2 weeks for new hires, in monthly cohorts of 4–6, so each hire is on track for L2 at 6 months.</w:t>
+        <w:t xml:space="preserve"> 2 weeks for new hires, who start at L0, in monthly cohorts of 4–6, so each hire holds all 5 C badges and reaches L1 at about 6 months.</w:t>
       </w:r>
     </w:p>
     <w:p>
@@ -78,7 +84,7 @@
         <w:t xml:space="preserve">Badge courses:</w:t>
       </w:r>
       <w:r>
-        <w:t xml:space="preserve"> 9 courses, 5 core (C1–C5) and 4 advanced (A1–A4), each ending in supervised production and an assessment.</w:t>
+        <w:t xml:space="preserve"> 15 courses, 5 C (core), 5 B (specialist) and 5 A (advanced), each ending in supervised production and an assessment.</w:t>
       </w:r>
     </w:p>
     <w:p>
@@ -96,7 +102,25 @@
         <w:t xml:space="preserve">Quarterly test windows:</w:t>
       </w:r>
       <w:r>
-        <w:t xml:space="preserve"> four a year, where members earn badges by course or by testing out on work they already do.</w:t>
+        <w:t xml:space="preserve"> four a year, where members earn badges by course or by testing out on work they already do, and sit the L3, L4 and L5 leveling tests.</w:t>
+      </w:r>
+    </w:p>
+    <w:p>
+      <w:pPr>
+        <w:pStyle w:val="ListParagraph"/>
+        <w:numPr>
+          <w:ilvl w:val="0"/>
+          <w:numId w:val="2"/>
+        </w:numPr>
+      </w:pPr>
+      <w:r>
+        <w:rPr>
+          <w:b/>
+        </w:rPr>
+        <w:t xml:space="preserve">Annual top 10%:</w:t>
+      </w:r>
+      <w:r>
+        <w:t xml:space="preserve"> every December, members are ranked within their level; the top 10% earn their level's missing badges, and an L2 in the top 10% moves to L3 without the leveling test.</w:t>
       </w:r>
     </w:p>
     <w:p>
@@ -150,7 +174,7 @@
         <w:t xml:space="preserve">Cross-training and leadership:</w:t>
       </w:r>
       <w:r>
-        <w:t xml:space="preserve"> everyone holds the 5 core badges by June 30, 2027; a leadership track prepares future team leads and managers (L5).</w:t>
+        <w:t xml:space="preserve"> everyone holds the 5 C badges by June 30, 2027 and their level's full badge set by December 31, 2027; a leadership track prepares future team leads and managers (L5).</w:t>
       </w:r>
     </w:p>
     <w:p>
@@ -322,7 +346,7 @@
           <w:p>
             <w:pPr/>
             <w:r>
-              <w:t xml:space="preserve">Owns the curriculum, calendar, test windows and semiannual review; confirms badge awards; chairs the promotion panel; reports monthly</w:t>
+              <w:t xml:space="preserve">Owns the curriculum, calendar, test windows, leveling tests, the annual top-10% ranking and the semiannual review; confirms badge awards; chairs the promotion panel; reports monthly</w:t>
             </w:r>
           </w:p>
         </w:tc>
@@ -403,7 +427,7 @@
           <w:p>
             <w:pPr/>
             <w:r>
-              <w:t xml:space="preserve">Holders of the advanced badges they teach</w:t>
+              <w:t xml:space="preserve">Holders of the B and A badges they teach</w:t>
             </w:r>
           </w:p>
         </w:tc>
@@ -436,7 +460,7 @@
           <w:p>
             <w:pPr/>
             <w:r>
-              <w:t xml:space="preserve">Lead trainers and assessors for advanced badges</w:t>
+              <w:t xml:space="preserve">Lead trainers and assessors for B and A badges</w:t>
             </w:r>
           </w:p>
         </w:tc>
@@ -460,7 +484,7 @@
           <w:p>
             <w:pPr/>
             <w:r>
-              <w:t xml:space="preserve">Strong core-badge holders</w:t>
+              <w:t xml:space="preserve">Strong C-badge holders</w:t>
             </w:r>
           </w:p>
         </w:tc>
@@ -493,7 +517,7 @@
           <w:p>
             <w:pPr/>
             <w:r>
-              <w:t xml:space="preserve">Trainers and assessors for core badges; buddies for new hires</w:t>
+              <w:t xml:space="preserve">Trainers and assessors for C badges; buddies for new hires</w:t>
             </w:r>
           </w:p>
         </w:tc>
@@ -655,7 +679,7 @@
         </w:numPr>
       </w:pPr>
       <w:r>
-        <w:t xml:space="preserve">New-hire onboarding and each hire's 6-month plan to L2.</w:t>
+        <w:t xml:space="preserve">New-hire onboarding and each hire's 6-month plan to L1.</w:t>
       </w:r>
     </w:p>
     <w:p>
@@ -679,6 +703,30 @@
         </w:numPr>
       </w:pPr>
       <w:r>
+        <w:t xml:space="preserve">The L3, L4 and L5 leveling tests.</w:t>
+      </w:r>
+    </w:p>
+    <w:p>
+      <w:pPr>
+        <w:pStyle w:val="ListParagraph"/>
+        <w:numPr>
+          <w:ilvl w:val="0"/>
+          <w:numId w:val="3"/>
+        </w:numPr>
+      </w:pPr>
+      <w:r>
+        <w:t xml:space="preserve">The annual top-10% ranking within each level every December.</w:t>
+      </w:r>
+    </w:p>
+    <w:p>
+      <w:pPr>
+        <w:pStyle w:val="ListParagraph"/>
+        <w:numPr>
+          <w:ilvl w:val="0"/>
+          <w:numId w:val="3"/>
+        </w:numPr>
+      </w:pPr>
+      <w:r>
         <w:t xml:space="preserve">The semiannual KPI review, badge losses, probation plans and termination recommendations.</w:t>
       </w:r>
     </w:p>
@@ -715,7 +763,7 @@
         </w:numPr>
       </w:pPr>
       <w:r>
-        <w:t xml:space="preserve">Badge awards, suspensions and reinstatements; quarterly promotions for L1 to L4; shortlists for L5 team lead and manager posts.</w:t>
+        <w:t xml:space="preserve">Badge awards, suspensions and reinstatements; automatic L1 and L2 moves; leveling-test results for L3 and L4; shortlists for L5 team lead and manager posts.</w:t>
       </w:r>
     </w:p>
     <w:p>
@@ -805,10 +853,28 @@
         <w:rPr>
           <w:b/>
         </w:rPr>
-        <w:t xml:space="preserve">Promotions (L1–L4):</w:t>
-      </w:r>
-      <w:r>
-        <w:t xml:space="preserve"> the chair and 2 managers from outside the person's team confirm each case.</w:t>
+        <w:t xml:space="preserve">Promotions:</w:t>
+      </w:r>
+      <w:r>
+        <w:t xml:space="preserve"> L1 and L2 are automatic once the badges are held. For L3 and L4, the chair and 2 managers from outside the person's team confirm each leveling-test result.</w:t>
+      </w:r>
+    </w:p>
+    <w:p>
+      <w:pPr>
+        <w:pStyle w:val="ListParagraph"/>
+        <w:numPr>
+          <w:ilvl w:val="0"/>
+          <w:numId w:val="4"/>
+        </w:numPr>
+      </w:pPr>
+      <w:r>
+        <w:rPr>
+          <w:b/>
+        </w:rPr>
+        <w:t xml:space="preserve">Annual top 10%:</w:t>
+      </w:r>
+      <w:r>
+        <w:t xml:space="preserve"> each December the committee ranks members within each level on the year's KPIs and confirms the list.</w:t>
       </w:r>
     </w:p>
     <w:p>
@@ -826,7 +892,7 @@
         <w:t xml:space="preserve">Team lead and manager posts (L5):</w:t>
       </w:r>
       <w:r>
-        <w:t xml:space="preserve"> the committee shortlists from internal applicants, and the director and assistant directors approve.</w:t>
+        <w:t xml:space="preserve"> the committee shortlists from internal applicants who hold the L5 badge set and passed the L5 leveling test, and the director and assistant directors approve.</w:t>
       </w:r>
     </w:p>
     <w:p>
@@ -876,7 +942,7 @@
     <w:p>
       <w:pPr/>
       <w:r>
-        <w:t xml:space="preserve">A new hire reaches L2 in about 6 months by earning the 5 core badges in a set order. Advanced badges then lead to L3 and L4. The order follows each badge's prerequisites, so no one starts a course they can't finish.</w:t>
+        <w:t xml:space="preserve">A new hire starts at L0 and reaches L1 in about 6 months by earning the 5 C badges in a set order. L1 and L2 come automatically once the badges are held; L3, L4 and L5 need a leveling test. The order follows each badge's prerequisites, so no one starts a course they can't finish.</w:t>
       </w:r>
     </w:p>
     <w:tbl>
@@ -904,7 +970,7 @@
           <w:p>
             <w:pPr/>
             <w:r>
-              <w:t xml:space="preserve">Stage</w:t>
+              <w:t xml:space="preserve">Level</w:t>
             </w:r>
           </w:p>
         </w:tc>
@@ -916,7 +982,7 @@
           <w:p>
             <w:pPr/>
             <w:r>
-              <w:t xml:space="preserve">Badges earned, in order</w:t>
+              <w:t xml:space="preserve">Badges required</w:t>
             </w:r>
           </w:p>
         </w:tc>
@@ -928,65 +994,65 @@
           <w:p>
             <w:pPr/>
             <w:r>
+              <w:t xml:space="preserve">How you get it</w:t>
+            </w:r>
+          </w:p>
+        </w:tc>
+        <w:tc>
+          <w:tcPr>
+            <w:tcW w:w="2340" w:type="dxa"/>
+            <w:shd w:val="clear" w:color="auto" w:fill="F2F2F2"/>
+          </w:tcPr>
+          <w:p>
+            <w:pPr/>
+            <w:r>
               <w:t xml:space="preserve">Typical time</w:t>
             </w:r>
           </w:p>
         </w:tc>
-        <w:tc>
-          <w:tcPr>
-            <w:tcW w:w="2340" w:type="dxa"/>
-            <w:shd w:val="clear" w:color="auto" w:fill="F2F2F2"/>
-          </w:tcPr>
-          <w:p>
-            <w:pPr/>
-            <w:r>
-              <w:t xml:space="preserve">Exit criteria</w:t>
-            </w:r>
-          </w:p>
-        </w:tc>
-      </w:tr>
-      <w:tr>
-        <w:tc>
-          <w:tcPr>
-            <w:tcW w:w="2340" w:type="dxa"/>
-          </w:tcPr>
-          <w:p>
-            <w:pPr/>
-            <w:r>
-              <w:t xml:space="preserve">Onboarding</w:t>
-            </w:r>
-          </w:p>
-        </w:tc>
-        <w:tc>
-          <w:tcPr>
-            <w:tcW w:w="2340" w:type="dxa"/>
-          </w:tcPr>
-          <w:p>
-            <w:pPr/>
-            <w:r>
-              <w:t xml:space="preserve">Orientation, systems, NSA basics; starts C1 and C4</w:t>
-            </w:r>
-          </w:p>
-        </w:tc>
-        <w:tc>
-          <w:tcPr>
-            <w:tcW w:w="2340" w:type="dxa"/>
-          </w:tcPr>
-          <w:p>
-            <w:pPr/>
-            <w:r>
-              <w:t xml:space="preserve">Weeks 1–2</w:t>
-            </w:r>
-          </w:p>
-        </w:tc>
-        <w:tc>
-          <w:tcPr>
-            <w:tcW w:w="2340" w:type="dxa"/>
-          </w:tcPr>
-          <w:p>
-            <w:pPr/>
-            <w:r>
-              <w:t xml:space="preserve">Passes the onboarding written and practical checks</w:t>
+      </w:tr>
+      <w:tr>
+        <w:tc>
+          <w:tcPr>
+            <w:tcW w:w="2340" w:type="dxa"/>
+          </w:tcPr>
+          <w:p>
+            <w:pPr/>
+            <w:r>
+              <w:t xml:space="preserve">L0 Junior RCM Specialist</w:t>
+            </w:r>
+          </w:p>
+        </w:tc>
+        <w:tc>
+          <w:tcPr>
+            <w:tcW w:w="2340" w:type="dxa"/>
+          </w:tcPr>
+          <w:p>
+            <w:pPr/>
+            <w:r>
+              <w:t xml:space="preserve">None. 2-week onboarding, then C1 and C4 (months 1–2), C2 and C5 (months 3–4), C3 (months 5–6)</w:t>
+            </w:r>
+          </w:p>
+        </w:tc>
+        <w:tc>
+          <w:tcPr>
+            <w:tcW w:w="2340" w:type="dxa"/>
+          </w:tcPr>
+          <w:p>
+            <w:pPr/>
+            <w:r>
+              <w:t xml:space="preserve">On hire</w:t>
+            </w:r>
+          </w:p>
+        </w:tc>
+        <w:tc>
+          <w:tcPr>
+            <w:tcW w:w="2340" w:type="dxa"/>
+          </w:tcPr>
+          <w:p>
+            <w:pPr/>
+            <w:r>
+              <w:t xml:space="preserve">About 6 months</w:t>
             </w:r>
           </w:p>
         </w:tc>
@@ -1010,29 +1076,29 @@
           <w:p>
             <w:pPr/>
             <w:r>
-              <w:t xml:space="preserve">C1 and C4 (months 1–2), C5 (month 3), C2 (months 4–5), C3 (month 6)</w:t>
-            </w:r>
-          </w:p>
-        </w:tc>
-        <w:tc>
-          <w:tcPr>
-            <w:tcW w:w="2340" w:type="dxa"/>
-          </w:tcPr>
-          <w:p>
-            <w:pPr/>
-            <w:r>
-              <w:t xml:space="preserve">6 months</w:t>
-            </w:r>
-          </w:p>
-        </w:tc>
-        <w:tc>
-          <w:tcPr>
-            <w:tcW w:w="2340" w:type="dxa"/>
-          </w:tcPr>
-          <w:p>
-            <w:pPr/>
-            <w:r>
-              <w:t xml:space="preserve">All 5 core badges; work units at 100% of target; QA at or above 95%</w:t>
+              <w:t xml:space="preserve">All 5 C badges</w:t>
+            </w:r>
+          </w:p>
+        </w:tc>
+        <w:tc>
+          <w:tcPr>
+            <w:tcW w:w="2340" w:type="dxa"/>
+          </w:tcPr>
+          <w:p>
+            <w:pPr/>
+            <w:r>
+              <w:t xml:space="preserve">Automatic at the next quarterly window once the badges are held</w:t>
+            </w:r>
+          </w:p>
+        </w:tc>
+        <w:tc>
+          <w:tcPr>
+            <w:tcW w:w="2340" w:type="dxa"/>
+          </w:tcPr>
+          <w:p>
+            <w:pPr/>
+            <w:r>
+              <w:t xml:space="preserve">Typically 6–12 months</w:t>
             </w:r>
           </w:p>
         </w:tc>
@@ -1056,29 +1122,29 @@
           <w:p>
             <w:pPr/>
             <w:r>
-              <w:t xml:space="preserve">2 advanced badges from A1, A2 and A3</w:t>
-            </w:r>
-          </w:p>
-        </w:tc>
-        <w:tc>
-          <w:tcPr>
-            <w:tcW w:w="2340" w:type="dxa"/>
-          </w:tcPr>
-          <w:p>
-            <w:pPr/>
-            <w:r>
-              <w:t xml:space="preserve">At least 12 months</w:t>
-            </w:r>
-          </w:p>
-        </w:tc>
-        <w:tc>
-          <w:tcPr>
-            <w:tcW w:w="2340" w:type="dxa"/>
-          </w:tcPr>
-          <w:p>
-            <w:pPr/>
-            <w:r>
-              <w:t xml:space="preserve">Net Recovery in the top 40% of the tier; QA at or above 97%</w:t>
+              <w:t xml:space="preserve">All 5 C + B1 or B2 + 2 of B3, B4 and B5</w:t>
+            </w:r>
+          </w:p>
+        </w:tc>
+        <w:tc>
+          <w:tcPr>
+            <w:tcW w:w="2340" w:type="dxa"/>
+          </w:tcPr>
+          <w:p>
+            <w:pPr/>
+            <w:r>
+              <w:t xml:space="preserve">Automatic at the next quarterly window once the badges are held</w:t>
+            </w:r>
+          </w:p>
+        </w:tc>
+        <w:tc>
+          <w:tcPr>
+            <w:tcW w:w="2340" w:type="dxa"/>
+          </w:tcPr>
+          <w:p>
+            <w:pPr/>
+            <w:r>
+              <w:t xml:space="preserve">No minimum time</w:t>
             </w:r>
           </w:p>
         </w:tc>
@@ -1102,29 +1168,29 @@
           <w:p>
             <w:pPr/>
             <w:r>
-              <w:t xml:space="preserve">A2 and A4, plus A1 or A3; trainer certification</w:t>
-            </w:r>
-          </w:p>
-        </w:tc>
-        <w:tc>
-          <w:tcPr>
-            <w:tcW w:w="2340" w:type="dxa"/>
-          </w:tcPr>
-          <w:p>
-            <w:pPr/>
-            <w:r>
-              <w:t xml:space="preserve">At least 18 months</w:t>
-            </w:r>
-          </w:p>
-        </w:tc>
-        <w:tc>
-          <w:tcPr>
-            <w:tcW w:w="2340" w:type="dxa"/>
-          </w:tcPr>
-          <w:p>
-            <w:pPr/>
-            <w:r>
-              <w:t xml:space="preserve">Net Recovery in the top 20%; teaches at least one Academy module</w:t>
+              <w:t xml:space="preserve">All 5 C + all 5 B + at least 1 A</w:t>
+            </w:r>
+          </w:p>
+        </w:tc>
+        <w:tc>
+          <w:tcPr>
+            <w:tcW w:w="2340" w:type="dxa"/>
+          </w:tcPr>
+          <w:p>
+            <w:pPr/>
+            <w:r>
+              <w:t xml:space="preserve">L3 leveling test, or the annual top 10% from L2</w:t>
+            </w:r>
+          </w:p>
+        </w:tc>
+        <w:tc>
+          <w:tcPr>
+            <w:tcW w:w="2340" w:type="dxa"/>
+          </w:tcPr>
+          <w:p>
+            <w:pPr/>
+            <w:r>
+              <w:t xml:space="preserve">No minimum time</w:t>
             </w:r>
           </w:p>
         </w:tc>
@@ -1148,29 +1214,29 @@
           <w:p>
             <w:pPr/>
             <w:r>
-              <w:t xml:space="preserve">Leads a specialty group; Academy trainer and assessor</w:t>
-            </w:r>
-          </w:p>
-        </w:tc>
-        <w:tc>
-          <w:tcPr>
-            <w:tcW w:w="2340" w:type="dxa"/>
-          </w:tcPr>
-          <w:p>
-            <w:pPr/>
-            <w:r>
-              <w:t xml:space="preserve">Ongoing</w:t>
-            </w:r>
-          </w:p>
-        </w:tc>
-        <w:tc>
-          <w:tcPr>
-            <w:tcW w:w="2340" w:type="dxa"/>
-          </w:tcPr>
-          <w:p>
-            <w:pPr/>
-            <w:r>
-              <w:t xml:space="preserve">Keeps all its badges at the semiannual review</w:t>
+              <w:t xml:space="preserve">All 5 C + all 5 B + at least 3 A</w:t>
+            </w:r>
+          </w:p>
+        </w:tc>
+        <w:tc>
+          <w:tcPr>
+            <w:tcW w:w="2340" w:type="dxa"/>
+          </w:tcPr>
+          <w:p>
+            <w:pPr/>
+            <w:r>
+              <w:t xml:space="preserve">L4 leveling test</w:t>
+            </w:r>
+          </w:p>
+        </w:tc>
+        <w:tc>
+          <w:tcPr>
+            <w:tcW w:w="2340" w:type="dxa"/>
+          </w:tcPr>
+          <w:p>
+            <w:pPr/>
+            <w:r>
+              <w:t xml:space="preserve">No minimum time</w:t>
             </w:r>
           </w:p>
         </w:tc>
@@ -1194,29 +1260,29 @@
           <w:p>
             <w:pPr/>
             <w:r>
-              <w:t xml:space="preserve">Team lead or manager posts only</w:t>
-            </w:r>
-          </w:p>
-        </w:tc>
-        <w:tc>
-          <w:tcPr>
-            <w:tcW w:w="2340" w:type="dxa"/>
-          </w:tcPr>
-          <w:p>
-            <w:pPr/>
-            <w:r>
-              <w:t xml:space="preserve">By application</w:t>
-            </w:r>
-          </w:p>
-        </w:tc>
-        <w:tc>
-          <w:tcPr>
-            <w:tcW w:w="2340" w:type="dxa"/>
-          </w:tcPr>
-          <w:p>
-            <w:pPr/>
-            <w:r>
-              <w:t xml:space="preserve">Coaching assessment (team lead) or leadership training (manager)</w:t>
+              <w:t xml:space="preserve">All 5 C + all 5 B + at least 4 A</w:t>
+            </w:r>
+          </w:p>
+        </w:tc>
+        <w:tc>
+          <w:tcPr>
+            <w:tcW w:w="2340" w:type="dxa"/>
+          </w:tcPr>
+          <w:p>
+            <w:pPr/>
+            <w:r>
+              <w:t xml:space="preserve">L5 leveling test plus a team lead or manager post (internal posting)</w:t>
+            </w:r>
+          </w:p>
+        </w:tc>
+        <w:tc>
+          <w:tcPr>
+            <w:tcW w:w="2340" w:type="dxa"/>
+          </w:tcPr>
+          <w:p>
+            <w:pPr/>
+            <w:r>
+              <w:t xml:space="preserve">By posting</w:t>
             </w:r>
           </w:p>
         </w:tc>
@@ -1231,7 +1297,7 @@
         <w:t xml:space="preserve">Leadership ladder (L5):</w:t>
       </w:r>
       <w:r>
-        <w:t xml:space="preserve"> an L3 or L4 can apply for team lead after the Team Lead readiness course and a coaching assessment. A team lead with 12 months in the role, or an L4, can apply for manager after the Manager readiness course.</w:t>
+        <w:t xml:space="preserve"> L5 needs all 5 C, all 5 B and at least 4 A badges, the L5 leveling test and a team lead or manager post. For team lead, the test adds a coaching assessment after the Team Lead readiness course. For manager, it adds a leadership assessment after the Manager readiness course, open to team leads with 12 months in the role and to L4s.</w:t>
       </w:r>
     </w:p>
     <w:p>
@@ -1243,7 +1309,7 @@
         <w:t xml:space="preserve">Current staff (January–March 2027):</w:t>
       </w:r>
       <w:r>
-        <w:t xml:space="preserve"> current staff do not follow this order. They start at the default level for their role and move through the transition (see Rollout). Missing core badges are then earned through cross-training by June 30, 2027.</w:t>
+        <w:t xml:space="preserve"> current staff do not follow this order. They start at the default level for their role: Seniors at L3; Negotiators, Coders and Billers at L2; team leads and managers keep their posts at L5. They then move through the transition (see Rollout). Missing badges for the confirmed level are earned through cross-training by December 31, 2027, and the level is held provisionally until then. Current team leads and managers also have until December 31, 2027 to complete the L5 badge set, with Academy support; new L5 appointments need the full set and the leveling test.</w:t>
       </w:r>
     </w:p>
     <w:p>
@@ -1257,7 +1323,7 @@
     <w:p>
       <w:pPr/>
       <w:r>
-        <w:t xml:space="preserve">New hires start in monthly cohorts of 4–6, on the first Monday of the month. They spend 2 weeks in the Academy and then join a team for supervised work. Each hire gets an L3 buddy from the committee's trainer pool and a written 6-month plan to L2.</w:t>
+        <w:t xml:space="preserve">New hires start at L0 Junior RCM Specialist, in monthly cohorts of 4–6, on the first Monday of the month. They spend 2 weeks in the Academy and then join a team for supervised work. Each hire gets an L3 buddy from the committee's trainer pool and a written 6-month plan to L1.</w:t>
       </w:r>
     </w:p>
     <w:tbl>
@@ -1483,7 +1549,7 @@
           <w:p>
             <w:pPr/>
             <w:r>
-              <w:t xml:space="preserve">C1 module, part 1: claim lifecycle, mailing log, receipt confirmation, payer portals</w:t>
+              <w:t xml:space="preserve">C1 Attaching Docs module: EOBs, remits, medical records and payer letters; indexing to the right patient hub and ClickUp task; requesting missing documents</w:t>
             </w:r>
           </w:p>
         </w:tc>
@@ -1505,7 +1571,7 @@
           <w:p>
             <w:pPr/>
             <w:r>
-              <w:t xml:space="preserve">Logging exercise</w:t>
+              <w:t xml:space="preserve">Index 10 mixed documents</w:t>
             </w:r>
           </w:p>
         </w:tc>
@@ -1529,29 +1595,29 @@
           <w:p>
             <w:pPr/>
             <w:r>
-              <w:t xml:space="preserve">C1 module, part 2: payer call script, reference numbers, next-action dates; week 1 review</w:t>
-            </w:r>
-          </w:p>
-        </w:tc>
-        <w:tc>
-          <w:tcPr>
-            <w:tcW w:w="2340" w:type="dxa"/>
-          </w:tcPr>
-          <w:p>
-            <w:pPr/>
-            <w:r>
-              <w:t xml:space="preserve">Recorded call review; role-play</w:t>
-            </w:r>
-          </w:p>
-        </w:tc>
-        <w:tc>
-          <w:tcPr>
-            <w:tcW w:w="2340" w:type="dxa"/>
-          </w:tcPr>
-          <w:p>
-            <w:pPr/>
-            <w:r>
-              <w:t xml:space="preserve">Mock call scored with the C1 checklist</w:t>
+              <w:t xml:space="preserve">C2 Claim Follow-up module: claim lifecycle, mailing log, receipt confirmation, status checks, next-action dates, resubmission requests; week 1 review</w:t>
+            </w:r>
+          </w:p>
+        </w:tc>
+        <w:tc>
+          <w:tcPr>
+            <w:tcW w:w="2340" w:type="dxa"/>
+          </w:tcPr>
+          <w:p>
+            <w:pPr/>
+            <w:r>
+              <w:t xml:space="preserve">Classroom and lab</w:t>
+            </w:r>
+          </w:p>
+        </w:tc>
+        <w:tc>
+          <w:tcPr>
+            <w:tcW w:w="2340" w:type="dxa"/>
+          </w:tcPr>
+          <w:p>
+            <w:pPr/>
+            <w:r>
+              <w:t xml:space="preserve">Status check of 5 claims scored with the C2 checklist</w:t>
             </w:r>
           </w:p>
         </w:tc>
@@ -1667,7 +1733,7 @@
           <w:p>
             <w:pPr/>
             <w:r>
-              <w:t xml:space="preserve">Documentation: reading an ER chart, E/M levels (99281–99285) at a glance, the medical-necessity report and approved prompts</w:t>
+              <w:t xml:space="preserve">C5 introduction: reading an ER chart, E/M levels (99281–99285) at a glance, the medical-necessity report and approved prompts</w:t>
             </w:r>
           </w:p>
         </w:tc>
@@ -1808,10 +1874,46 @@
         <w:rPr>
           <w:b/>
         </w:rPr>
-        <w:t xml:space="preserve">Weeks 3–8:</w:t>
-      </w:r>
-      <w:r>
-        <w:t xml:space="preserve"> supervised production for C1 and C4 in the team, with every case signed off by a badge-holder in ClickUp.</w:t>
+        <w:t xml:space="preserve">Weeks 3–8 (months 1–2):</w:t>
+      </w:r>
+      <w:r>
+        <w:t xml:space="preserve"> supervised production for C1 and C4 in the team, with every case signed off by a badge-holder in ClickUp; both assessed in the next test window.</w:t>
+      </w:r>
+    </w:p>
+    <w:p>
+      <w:pPr>
+        <w:pStyle w:val="ListParagraph"/>
+        <w:numPr>
+          <w:ilvl w:val="0"/>
+          <w:numId w:val="5"/>
+        </w:numPr>
+      </w:pPr>
+      <w:r>
+        <w:rPr>
+          <w:b/>
+        </w:rPr>
+        <w:t xml:space="preserve">Months 3–4:</w:t>
+      </w:r>
+      <w:r>
+        <w:t xml:space="preserve"> C2 and C5 courses and supervised production.</w:t>
+      </w:r>
+    </w:p>
+    <w:p>
+      <w:pPr>
+        <w:pStyle w:val="ListParagraph"/>
+        <w:numPr>
+          <w:ilvl w:val="0"/>
+          <w:numId w:val="5"/>
+        </w:numPr>
+      </w:pPr>
+      <w:r>
+        <w:rPr>
+          <w:b/>
+        </w:rPr>
+        <w:t xml:space="preserve">Months 5–6:</w:t>
+      </w:r>
+      <w:r>
+        <w:t xml:space="preserve"> C3 course and supervised production. Once all 5 C badges are held, the hire moves to L1 automatically at the next quarterly window.</w:t>
       </w:r>
     </w:p>
     <w:p>
@@ -1829,7 +1931,7 @@
         <w:t xml:space="preserve">Day 30, 60 and 90:</w:t>
       </w:r>
       <w:r>
-        <w:t xml:space="preserve"> check-ins with the buddy and team lead. Day 90 confirms that the L1 targets are met: work units at target and QA at or above 90%.</w:t>
+        <w:t xml:space="preserve"> check-ins with the buddy and team lead. Day 90 confirms work units at target and QA at or above 90%.</w:t>
       </w:r>
     </w:p>
     <w:p>
@@ -1844,10 +1946,10 @@
         <w:rPr>
           <w:b/>
         </w:rPr>
-        <w:t xml:space="preserve">Months 3–6:</w:t>
-      </w:r>
-      <w:r>
-        <w:t xml:space="preserve"> C5, C2 and C3 courses in the Academy calendar, then L2 review at the next quarterly promotion window.</w:t>
+        <w:t xml:space="preserve">After L1:</w:t>
+      </w:r>
+      <w:r>
+        <w:t xml:space="preserve"> B1 or B2, plus 2 of B3, B4 and B5, lead to L2 automatically, typically 6–12 months later.</w:t>
       </w:r>
     </w:p>
     <w:p>
@@ -1861,13 +1963,13 @@
         <w:pStyle w:val="Heading2"/>
       </w:pPr>
       <w:r>
-        <w:t xml:space="preserve">Core badge curriculum</w:t>
+        <w:t xml:space="preserve">C badges (core)</w:t>
       </w:r>
     </w:p>
     <w:p>
       <w:pPr/>
       <w:r>
-        <w:t xml:space="preserve">The 5 core badges take 46 classroom hours in total, plus supervised production on live work. Every course follows the same four steps: Academy module, supervised production, Badge Panel assessment, award. The case counts and pass marks below come from the badge competency matrix.</w:t>
+        <w:t xml:space="preserve">The 5 C badges take 38 classroom hours in total, plus supervised production on live work. Every course follows the same four steps: Academy module, supervised production, Badge Panel assessment in a quarterly test window, award. Members who already do the work can test out, then complete 10 supervised cases before routing switches on. All 5 C badges make a member L1.</w:t>
       </w:r>
     </w:p>
     <w:tbl>
@@ -1983,7 +2085,7 @@
           <w:p>
             <w:pPr/>
             <w:r>
-              <w:t xml:space="preserve">C1 Claim Follow-up</w:t>
+              <w:t xml:space="preserve">C1 Attaching Docs</w:t>
             </w:r>
           </w:p>
         </w:tc>
@@ -2005,6 +2107,85 @@
           <w:p>
             <w:pPr/>
             <w:r>
+              <w:t xml:space="preserve">4 hours</w:t>
+            </w:r>
+          </w:p>
+        </w:tc>
+        <w:tc>
+          <w:tcPr>
+            <w:tcW w:w="1337" w:type="dxa"/>
+          </w:tcPr>
+          <w:p>
+            <w:pPr/>
+            <w:r>
+              <w:t xml:space="preserve">50 accounts</w:t>
+            </w:r>
+          </w:p>
+        </w:tc>
+        <w:tc>
+          <w:tcPr>
+            <w:tcW w:w="1337" w:type="dxa"/>
+          </w:tcPr>
+          <w:p>
+            <w:pPr/>
+            <w:r>
+              <w:t xml:space="preserve">Index 20 mixed documents to the right accounts</w:t>
+            </w:r>
+          </w:p>
+        </w:tc>
+        <w:tc>
+          <w:tcPr>
+            <w:tcW w:w="1337" w:type="dxa"/>
+          </w:tcPr>
+          <w:p>
+            <w:pPr/>
+            <w:r>
+              <w:t xml:space="preserve">98%</w:t>
+            </w:r>
+          </w:p>
+        </w:tc>
+        <w:tc>
+          <w:tcPr>
+            <w:tcW w:w="1337" w:type="dxa"/>
+          </w:tcPr>
+          <w:p>
+            <w:pPr/>
+            <w:r>
+              <w:t xml:space="preserve">L3 C1 holder</w:t>
+            </w:r>
+          </w:p>
+        </w:tc>
+      </w:tr>
+      <w:tr>
+        <w:tc>
+          <w:tcPr>
+            <w:tcW w:w="1337" w:type="dxa"/>
+          </w:tcPr>
+          <w:p>
+            <w:pPr/>
+            <w:r>
+              <w:t xml:space="preserve">C2 Claim Follow-up</w:t>
+            </w:r>
+          </w:p>
+        </w:tc>
+        <w:tc>
+          <w:tcPr>
+            <w:tcW w:w="1337" w:type="dxa"/>
+          </w:tcPr>
+          <w:p>
+            <w:pPr/>
+            <w:r>
+              <w:t xml:space="preserve">C1</w:t>
+            </w:r>
+          </w:p>
+        </w:tc>
+        <w:tc>
+          <w:tcPr>
+            <w:tcW w:w="1337" w:type="dxa"/>
+          </w:tcPr>
+          <w:p>
+            <w:pPr/>
+            <w:r>
               <w:t xml:space="preserve">8 hours</w:t>
             </w:r>
           </w:p>
@@ -2016,18 +2197,18 @@
           <w:p>
             <w:pPr/>
             <w:r>
-              <w:t xml:space="preserve">40 claims, 5+ payers</w:t>
-            </w:r>
-          </w:p>
-        </w:tc>
-        <w:tc>
-          <w:tcPr>
-            <w:tcW w:w="1337" w:type="dxa"/>
-          </w:tcPr>
-          <w:p>
-            <w:pPr/>
-            <w:r>
-              <w:t xml:space="preserve">Live check of 10 claims; 3 recorded calls</w:t>
+              <w:t xml:space="preserve">40 claims across 5+ payers</w:t>
+            </w:r>
+          </w:p>
+        </w:tc>
+        <w:tc>
+          <w:tcPr>
+            <w:tcW w:w="1337" w:type="dxa"/>
+          </w:tcPr>
+          <w:p>
+            <w:pPr/>
+            <w:r>
+              <w:t xml:space="preserve">Live status check of 10 claims</w:t>
             </w:r>
           </w:p>
         </w:tc>
@@ -2049,20 +2230,178 @@
           <w:p>
             <w:pPr/>
             <w:r>
-              <w:t xml:space="preserve">L3 C1 holder</w:t>
-            </w:r>
-          </w:p>
-        </w:tc>
-      </w:tr>
-      <w:tr>
-        <w:tc>
-          <w:tcPr>
-            <w:tcW w:w="1337" w:type="dxa"/>
-          </w:tcPr>
-          <w:p>
-            <w:pPr/>
-            <w:r>
-              <w:t xml:space="preserve">C2 Open Negotiation</w:t>
+              <w:t xml:space="preserve">L3 C2 holder</w:t>
+            </w:r>
+          </w:p>
+        </w:tc>
+      </w:tr>
+      <w:tr>
+        <w:tc>
+          <w:tcPr>
+            <w:tcW w:w="1337" w:type="dxa"/>
+          </w:tcPr>
+          <w:p>
+            <w:pPr/>
+            <w:r>
+              <w:t xml:space="preserve">C3 Appeal</w:t>
+            </w:r>
+          </w:p>
+        </w:tc>
+        <w:tc>
+          <w:tcPr>
+            <w:tcW w:w="1337" w:type="dxa"/>
+          </w:tcPr>
+          <w:p>
+            <w:pPr/>
+            <w:r>
+              <w:t xml:space="preserve">C2</w:t>
+            </w:r>
+          </w:p>
+        </w:tc>
+        <w:tc>
+          <w:tcPr>
+            <w:tcW w:w="1337" w:type="dxa"/>
+          </w:tcPr>
+          <w:p>
+            <w:pPr/>
+            <w:r>
+              <w:t xml:space="preserve">10 hours</w:t>
+            </w:r>
+          </w:p>
+        </w:tc>
+        <w:tc>
+          <w:tcPr>
+            <w:tcW w:w="1337" w:type="dxa"/>
+          </w:tcPr>
+          <w:p>
+            <w:pPr/>
+            <w:r>
+              <w:t xml:space="preserve">25 appeals, 2+ types</w:t>
+            </w:r>
+          </w:p>
+        </w:tc>
+        <w:tc>
+          <w:tcPr>
+            <w:tcW w:w="1337" w:type="dxa"/>
+          </w:tcPr>
+          <w:p>
+            <w:pPr/>
+            <w:r>
+              <w:t xml:space="preserve">Write 2 appeals from case files</w:t>
+            </w:r>
+          </w:p>
+        </w:tc>
+        <w:tc>
+          <w:tcPr>
+            <w:tcW w:w="1337" w:type="dxa"/>
+          </w:tcPr>
+          <w:p>
+            <w:pPr/>
+            <w:r>
+              <w:t xml:space="preserve">95%</w:t>
+            </w:r>
+          </w:p>
+        </w:tc>
+        <w:tc>
+          <w:tcPr>
+            <w:tcW w:w="1337" w:type="dxa"/>
+          </w:tcPr>
+          <w:p>
+            <w:pPr/>
+            <w:r>
+              <w:t xml:space="preserve">L3 C3 holder</w:t>
+            </w:r>
+          </w:p>
+        </w:tc>
+      </w:tr>
+      <w:tr>
+        <w:tc>
+          <w:tcPr>
+            <w:tcW w:w="1337" w:type="dxa"/>
+          </w:tcPr>
+          <w:p>
+            <w:pPr/>
+            <w:r>
+              <w:t xml:space="preserve">C4 Payment Posting</w:t>
+            </w:r>
+          </w:p>
+        </w:tc>
+        <w:tc>
+          <w:tcPr>
+            <w:tcW w:w="1337" w:type="dxa"/>
+          </w:tcPr>
+          <w:p>
+            <w:pPr/>
+            <w:r>
+              <w:t xml:space="preserve">None</w:t>
+            </w:r>
+          </w:p>
+        </w:tc>
+        <w:tc>
+          <w:tcPr>
+            <w:tcW w:w="1337" w:type="dxa"/>
+          </w:tcPr>
+          <w:p>
+            <w:pPr/>
+            <w:r>
+              <w:t xml:space="preserve">8 hours</w:t>
+            </w:r>
+          </w:p>
+        </w:tc>
+        <w:tc>
+          <w:tcPr>
+            <w:tcW w:w="1337" w:type="dxa"/>
+          </w:tcPr>
+          <w:p>
+            <w:pPr/>
+            <w:r>
+              <w:t xml:space="preserve">100 postings, incl. 20 manual and 10 IDR awards</w:t>
+            </w:r>
+          </w:p>
+        </w:tc>
+        <w:tc>
+          <w:tcPr>
+            <w:tcW w:w="1337" w:type="dxa"/>
+          </w:tcPr>
+          <w:p>
+            <w:pPr/>
+            <w:r>
+              <w:t xml:space="preserve">30-item batch that balances exactly</w:t>
+            </w:r>
+          </w:p>
+        </w:tc>
+        <w:tc>
+          <w:tcPr>
+            <w:tcW w:w="1337" w:type="dxa"/>
+          </w:tcPr>
+          <w:p>
+            <w:pPr/>
+            <w:r>
+              <w:t xml:space="preserve">99%</w:t>
+            </w:r>
+          </w:p>
+        </w:tc>
+        <w:tc>
+          <w:tcPr>
+            <w:tcW w:w="1337" w:type="dxa"/>
+          </w:tcPr>
+          <w:p>
+            <w:pPr/>
+            <w:r>
+              <w:t xml:space="preserve">L3 C4 holder</w:t>
+            </w:r>
+          </w:p>
+        </w:tc>
+      </w:tr>
+      <w:tr>
+        <w:tc>
+          <w:tcPr>
+            <w:tcW w:w="1337" w:type="dxa"/>
+          </w:tcPr>
+          <w:p>
+            <w:pPr/>
+            <w:r>
+              <w:t xml:space="preserve">C5 Medical-Necessity Report</w:t>
             </w:r>
           </w:p>
         </w:tc>
@@ -2084,164 +2423,6 @@
           <w:p>
             <w:pPr/>
             <w:r>
-              <w:t xml:space="preserve">12 hours</w:t>
-            </w:r>
-          </w:p>
-        </w:tc>
-        <w:tc>
-          <w:tcPr>
-            <w:tcW w:w="1337" w:type="dxa"/>
-          </w:tcPr>
-          <w:p>
-            <w:pPr/>
-            <w:r>
-              <w:t xml:space="preserve">30 notices, 10 negotiations</w:t>
-            </w:r>
-          </w:p>
-        </w:tc>
-        <w:tc>
-          <w:tcPr>
-            <w:tcW w:w="1337" w:type="dxa"/>
-          </w:tcPr>
-          <w:p>
-            <w:pPr/>
-            <w:r>
-              <w:t xml:space="preserve">20-scenario test (90%); 1 notice; 1 role-play</w:t>
-            </w:r>
-          </w:p>
-        </w:tc>
-        <w:tc>
-          <w:tcPr>
-            <w:tcW w:w="1337" w:type="dxa"/>
-          </w:tcPr>
-          <w:p>
-            <w:pPr/>
-            <w:r>
-              <w:t xml:space="preserve">98%</w:t>
-            </w:r>
-          </w:p>
-        </w:tc>
-        <w:tc>
-          <w:tcPr>
-            <w:tcW w:w="1337" w:type="dxa"/>
-          </w:tcPr>
-          <w:p>
-            <w:pPr/>
-            <w:r>
-              <w:t xml:space="preserve">L4 with A2 or A4</w:t>
-            </w:r>
-          </w:p>
-        </w:tc>
-      </w:tr>
-      <w:tr>
-        <w:tc>
-          <w:tcPr>
-            <w:tcW w:w="1337" w:type="dxa"/>
-          </w:tcPr>
-          <w:p>
-            <w:pPr/>
-            <w:r>
-              <w:t xml:space="preserve">C3 NNSA Appeal</w:t>
-            </w:r>
-          </w:p>
-        </w:tc>
-        <w:tc>
-          <w:tcPr>
-            <w:tcW w:w="1337" w:type="dxa"/>
-          </w:tcPr>
-          <w:p>
-            <w:pPr/>
-            <w:r>
-              <w:t xml:space="preserve">C1</w:t>
-            </w:r>
-          </w:p>
-        </w:tc>
-        <w:tc>
-          <w:tcPr>
-            <w:tcW w:w="1337" w:type="dxa"/>
-          </w:tcPr>
-          <w:p>
-            <w:pPr/>
-            <w:r>
-              <w:t xml:space="preserve">10 hours</w:t>
-            </w:r>
-          </w:p>
-        </w:tc>
-        <w:tc>
-          <w:tcPr>
-            <w:tcW w:w="1337" w:type="dxa"/>
-          </w:tcPr>
-          <w:p>
-            <w:pPr/>
-            <w:r>
-              <w:t xml:space="preserve">25 appeals, 2+ types</w:t>
-            </w:r>
-          </w:p>
-        </w:tc>
-        <w:tc>
-          <w:tcPr>
-            <w:tcW w:w="1337" w:type="dxa"/>
-          </w:tcPr>
-          <w:p>
-            <w:pPr/>
-            <w:r>
-              <w:t xml:space="preserve">2 appeals written from case files</w:t>
-            </w:r>
-          </w:p>
-        </w:tc>
-        <w:tc>
-          <w:tcPr>
-            <w:tcW w:w="1337" w:type="dxa"/>
-          </w:tcPr>
-          <w:p>
-            <w:pPr/>
-            <w:r>
-              <w:t xml:space="preserve">95%</w:t>
-            </w:r>
-          </w:p>
-        </w:tc>
-        <w:tc>
-          <w:tcPr>
-            <w:tcW w:w="1337" w:type="dxa"/>
-          </w:tcPr>
-          <w:p>
-            <w:pPr/>
-            <w:r>
-              <w:t xml:space="preserve">L3 C3 holder</w:t>
-            </w:r>
-          </w:p>
-        </w:tc>
-      </w:tr>
-      <w:tr>
-        <w:tc>
-          <w:tcPr>
-            <w:tcW w:w="1337" w:type="dxa"/>
-          </w:tcPr>
-          <w:p>
-            <w:pPr/>
-            <w:r>
-              <w:t xml:space="preserve">C4 Payment Posting</w:t>
-            </w:r>
-          </w:p>
-        </w:tc>
-        <w:tc>
-          <w:tcPr>
-            <w:tcW w:w="1337" w:type="dxa"/>
-          </w:tcPr>
-          <w:p>
-            <w:pPr/>
-            <w:r>
-              <w:t xml:space="preserve">None</w:t>
-            </w:r>
-          </w:p>
-        </w:tc>
-        <w:tc>
-          <w:tcPr>
-            <w:tcW w:w="1337" w:type="dxa"/>
-          </w:tcPr>
-          <w:p>
-            <w:pPr/>
-            <w:r>
               <w:t xml:space="preserve">8 hours</w:t>
             </w:r>
           </w:p>
@@ -2253,85 +2434,6 @@
           <w:p>
             <w:pPr/>
             <w:r>
-              <w:t xml:space="preserve">100 postings, incl. 20 manual and 10 IDR awards</w:t>
-            </w:r>
-          </w:p>
-        </w:tc>
-        <w:tc>
-          <w:tcPr>
-            <w:tcW w:w="1337" w:type="dxa"/>
-          </w:tcPr>
-          <w:p>
-            <w:pPr/>
-            <w:r>
-              <w:t xml:space="preserve">30-item batch that balances exactly</w:t>
-            </w:r>
-          </w:p>
-        </w:tc>
-        <w:tc>
-          <w:tcPr>
-            <w:tcW w:w="1337" w:type="dxa"/>
-          </w:tcPr>
-          <w:p>
-            <w:pPr/>
-            <w:r>
-              <w:t xml:space="preserve">99%</w:t>
-            </w:r>
-          </w:p>
-        </w:tc>
-        <w:tc>
-          <w:tcPr>
-            <w:tcW w:w="1337" w:type="dxa"/>
-          </w:tcPr>
-          <w:p>
-            <w:pPr/>
-            <w:r>
-              <w:t xml:space="preserve">L3 C4 holder</w:t>
-            </w:r>
-          </w:p>
-        </w:tc>
-      </w:tr>
-      <w:tr>
-        <w:tc>
-          <w:tcPr>
-            <w:tcW w:w="1337" w:type="dxa"/>
-          </w:tcPr>
-          <w:p>
-            <w:pPr/>
-            <w:r>
-              <w:t xml:space="preserve">C5 Medical-Necessity Report</w:t>
-            </w:r>
-          </w:p>
-        </w:tc>
-        <w:tc>
-          <w:tcPr>
-            <w:tcW w:w="1337" w:type="dxa"/>
-          </w:tcPr>
-          <w:p>
-            <w:pPr/>
-            <w:r>
-              <w:t xml:space="preserve">None</w:t>
-            </w:r>
-          </w:p>
-        </w:tc>
-        <w:tc>
-          <w:tcPr>
-            <w:tcW w:w="1337" w:type="dxa"/>
-          </w:tcPr>
-          <w:p>
-            <w:pPr/>
-            <w:r>
-              <w:t xml:space="preserve">8 hours</w:t>
-            </w:r>
-          </w:p>
-        </w:tc>
-        <w:tc>
-          <w:tcPr>
-            <w:tcW w:w="1337" w:type="dxa"/>
-          </w:tcPr>
-          <w:p>
-            <w:pPr/>
-            <w:r>
               <w:t xml:space="preserve">30 reports</w:t>
             </w:r>
           </w:p>
@@ -2365,7 +2467,7 @@
           <w:p>
             <w:pPr/>
             <w:r>
-              <w:t xml:space="preserve">L3 or A1 holder</w:t>
+              <w:t xml:space="preserve">L3 or B1 holder</w:t>
             </w:r>
           </w:p>
         </w:tc>
@@ -2376,7 +2478,7 @@
         <w:pStyle w:val="Heading3"/>
       </w:pPr>
       <w:r>
-        <w:t xml:space="preserve">C1. Claim Follow-up and Receipt Confirmation</w:t>
+        <w:t xml:space="preserve">C1. Attaching Docs</w:t>
       </w:r>
     </w:p>
     <w:p>
@@ -2388,7 +2490,7 @@
         </w:numPr>
       </w:pPr>
       <w:r>
-        <w:t xml:space="preserve">Claim lifecycle and the mailing log; confirming receipt within 21 days (2 hours).</w:t>
+        <w:t xml:space="preserve">Document types: EOBs, remits, medical records, payer letters and correspondence (1 hour).</w:t>
       </w:r>
     </w:p>
     <w:p>
@@ -2400,7 +2502,7 @@
         </w:numPr>
       </w:pPr>
       <w:r>
-        <w:t xml:space="preserve">Payer portals and claim status codes (2 hours).</w:t>
+        <w:t xml:space="preserve">Finding the right patient hub and ClickUp task; naming and indexing rules (2 hours).</w:t>
       </w:r>
     </w:p>
     <w:p>
@@ -2412,19 +2514,7 @@
         </w:numPr>
       </w:pPr>
       <w:r>
-        <w:t xml:space="preserve">The payer call script, reference numbers and review of recorded calls (2 hours).</w:t>
-      </w:r>
-    </w:p>
-    <w:p>
-      <w:pPr>
-        <w:pStyle w:val="ListParagraph"/>
-        <w:numPr>
-          <w:ilvl w:val="0"/>
-          <w:numId w:val="6"/>
-        </w:numPr>
-      </w:pPr>
-      <w:r>
-        <w:t xml:space="preserve">ClickUp statuses, next-action dates and resubmission requests to Logistics (2 hours).</w:t>
+        <w:t xml:space="preserve">Requesting missing documents; PHI rules for documents (1 hour).</w:t>
       </w:r>
     </w:p>
     <w:p>
@@ -2432,7 +2522,7 @@
         <w:pStyle w:val="Heading3"/>
       </w:pPr>
       <w:r>
-        <w:t xml:space="preserve">C2. Open Negotiation (OMB)</w:t>
+        <w:t xml:space="preserve">C2. Claim Follow-up</w:t>
       </w:r>
     </w:p>
     <w:p>
@@ -2444,7 +2534,7 @@
         </w:numPr>
       </w:pPr>
       <w:r>
-        <w:t xml:space="preserve">NSA eligibility: emergency service, out of network, plan type, date of initial payment or denial (3 hours).</w:t>
+        <w:t xml:space="preserve">Claim lifecycle and the mailing log; confirming payer receipt within 21 days (2 hours).</w:t>
       </w:r>
     </w:p>
     <w:p>
@@ -2456,7 +2546,7 @@
         </w:numPr>
       </w:pPr>
       <w:r>
-        <w:t xml:space="preserve">The QPA and the Open Negotiation notice: claim items, proof of delivery, the 30-business-day window (3 hours).</w:t>
+        <w:t xml:space="preserve">Status checks and claim status codes (2 hours).</w:t>
       </w:r>
     </w:p>
     <w:p>
@@ -2468,7 +2558,7 @@
         </w:numPr>
       </w:pPr>
       <w:r>
-        <w:t xml:space="preserve">The pricing guide, decision rights and counter-offers (3 hours).</w:t>
+        <w:t xml:space="preserve">ClickUp statuses and next-action dates (2 hours).</w:t>
       </w:r>
     </w:p>
     <w:p>
@@ -2480,7 +2570,7 @@
         </w:numPr>
       </w:pPr>
       <w:r>
-        <w:t xml:space="preserve">Negotiation practice: role-plays on common payer positions (3 hours).</w:t>
+        <w:t xml:space="preserve">Resubmission requests to Logistics and escalation (2 hours).</w:t>
       </w:r>
     </w:p>
     <w:p>
@@ -2488,7 +2578,7 @@
         <w:pStyle w:val="Heading3"/>
       </w:pPr>
       <w:r>
-        <w:t xml:space="preserve">C3. NNSA Appeal</w:t>
+        <w:t xml:space="preserve">C3. Appeal</w:t>
       </w:r>
     </w:p>
     <w:p>
@@ -2544,7 +2634,7 @@
         <w:pStyle w:val="Heading3"/>
       </w:pPr>
       <w:r>
-        <w:t xml:space="preserve">C4. Payment Posting and Reconciliation</w:t>
+        <w:t xml:space="preserve">C4. Payment Posting</w:t>
       </w:r>
     </w:p>
     <w:p>
@@ -2592,7 +2682,7 @@
         </w:numPr>
       </w:pPr>
       <w:r>
-        <w:t xml:space="preserve">Refund flags, claim closure and batch balancing (2 hours).</w:t>
+        <w:t xml:space="preserve">Refunds, claim closure and batch balancing (2 hours).</w:t>
       </w:r>
     </w:p>
     <w:p>
@@ -2600,7 +2690,7 @@
         <w:pStyle w:val="Heading3"/>
       </w:pPr>
       <w:r>
-        <w:t xml:space="preserve">C5. Medical-Necessity Report and Documentation</w:t>
+        <w:t xml:space="preserve">C5. Medical-Necessity Report</w:t>
       </w:r>
     </w:p>
     <w:p>
@@ -2652,29 +2742,17 @@
       </w:r>
     </w:p>
     <w:p>
+      <w:pPr>
+        <w:pStyle w:val="Heading2"/>
+      </w:pPr>
+      <w:r>
+        <w:t xml:space="preserve">B badges (specialist)</w:t>
+      </w:r>
+    </w:p>
+    <w:p>
       <w:pPr/>
       <w:r>
-        <w:rPr>
-          <w:b/>
-        </w:rPr>
-        <w:t xml:space="preserve">Course materials</w:t>
-      </w:r>
-      <w:r>
-        <w:t xml:space="preserve"> for each badge: a trainer guide, slides, a scenario bank, the QA checklist from the QA department, and a ClickUp supervised-production template. The chair approves every update to them.</w:t>
-      </w:r>
-    </w:p>
-    <w:p>
-      <w:pPr>
-        <w:pStyle w:val="Heading2"/>
-      </w:pPr>
-      <w:r>
-        <w:t xml:space="preserve">Advanced badge curriculum</w:t>
-      </w:r>
-    </w:p>
-    <w:p>
-      <w:pPr/>
-      <w:r>
-        <w:t xml:space="preserve">Advanced badges take 54 classroom hours across the four courses and carry stricter reviews, because errors here cost the most. Each team needs at least 2 holders of each badge, so the committee sets cohorts from the team badge grid, not from requests alone.</w:t>
+        <w:t xml:space="preserve">The 5 B badges take 64 classroom hours. B1 or B2, plus 2 of B3, B4 and B5, make a member L2; all five are needed for L3. Each team needs at least 2 holders of each, so the committee sets cohorts from the team badge grid, not from requests alone.</w:t>
       </w:r>
     </w:p>
     <w:tbl>
@@ -2790,18 +2868,916 @@
           <w:p>
             <w:pPr/>
             <w:r>
-              <w:t xml:space="preserve">A1 Coding (Certified)</w:t>
-            </w:r>
-          </w:p>
-        </w:tc>
-        <w:tc>
-          <w:tcPr>
-            <w:tcW w:w="1337" w:type="dxa"/>
-          </w:tcPr>
-          <w:p>
-            <w:pPr/>
-            <w:r>
-              <w:t xml:space="preserve">CPC, COC or CCS certification; C5</w:t>
+              <w:t xml:space="preserve">B1 Coding</w:t>
+            </w:r>
+          </w:p>
+        </w:tc>
+        <w:tc>
+          <w:tcPr>
+            <w:tcW w:w="1337" w:type="dxa"/>
+          </w:tcPr>
+          <w:p>
+            <w:pPr/>
+            <w:r>
+              <w:t xml:space="preserve">C5</w:t>
+            </w:r>
+          </w:p>
+        </w:tc>
+        <w:tc>
+          <w:tcPr>
+            <w:tcW w:w="1337" w:type="dxa"/>
+          </w:tcPr>
+          <w:p>
+            <w:pPr/>
+            <w:r>
+              <w:t xml:space="preserve">20 hours</w:t>
+            </w:r>
+          </w:p>
+        </w:tc>
+        <w:tc>
+          <w:tcPr>
+            <w:tcW w:w="1337" w:type="dxa"/>
+          </w:tcPr>
+          <w:p>
+            <w:pPr/>
+            <w:r>
+              <w:t xml:space="preserve">200 charts: every one of the first 50 reviewed, then a 20% sample</w:t>
+            </w:r>
+          </w:p>
+        </w:tc>
+        <w:tc>
+          <w:tcPr>
+            <w:tcW w:w="1337" w:type="dxa"/>
+          </w:tcPr>
+          <w:p>
+            <w:pPr/>
+            <w:r>
+              <w:t xml:space="preserve">Blind coding test of 50 charts, 95%</w:t>
+            </w:r>
+          </w:p>
+        </w:tc>
+        <w:tc>
+          <w:tcPr>
+            <w:tcW w:w="1337" w:type="dxa"/>
+          </w:tcPr>
+          <w:p>
+            <w:pPr/>
+            <w:r>
+              <w:t xml:space="preserve">95%</w:t>
+            </w:r>
+          </w:p>
+        </w:tc>
+        <w:tc>
+          <w:tcPr>
+            <w:tcW w:w="1337" w:type="dxa"/>
+          </w:tcPr>
+          <w:p>
+            <w:pPr/>
+            <w:r>
+              <w:t xml:space="preserve">L4 B1 holder, with QA</w:t>
+            </w:r>
+          </w:p>
+        </w:tc>
+      </w:tr>
+      <w:tr>
+        <w:tc>
+          <w:tcPr>
+            <w:tcW w:w="1337" w:type="dxa"/>
+          </w:tcPr>
+          <w:p>
+            <w:pPr/>
+            <w:r>
+              <w:t xml:space="preserve">B2 IDR Process Workflow</w:t>
+            </w:r>
+          </w:p>
+        </w:tc>
+        <w:tc>
+          <w:tcPr>
+            <w:tcW w:w="1337" w:type="dxa"/>
+          </w:tcPr>
+          <w:p>
+            <w:pPr/>
+            <w:r>
+              <w:t xml:space="preserve">C2</w:t>
+            </w:r>
+          </w:p>
+        </w:tc>
+        <w:tc>
+          <w:tcPr>
+            <w:tcW w:w="1337" w:type="dxa"/>
+          </w:tcPr>
+          <w:p>
+            <w:pPr/>
+            <w:r>
+              <w:t xml:space="preserve">14 hours</w:t>
+            </w:r>
+          </w:p>
+        </w:tc>
+        <w:tc>
+          <w:tcPr>
+            <w:tcW w:w="1337" w:type="dxa"/>
+          </w:tcPr>
+          <w:p>
+            <w:pPr/>
+            <w:r>
+              <w:t xml:space="preserve">30 notices and 15 disputes prepared end to end</w:t>
+            </w:r>
+          </w:p>
+        </w:tc>
+        <w:tc>
+          <w:tcPr>
+            <w:tcW w:w="1337" w:type="dxa"/>
+          </w:tcPr>
+          <w:p>
+            <w:pPr/>
+            <w:r>
+              <w:t xml:space="preserve">20-scenario eligibility test (90%) + one practical initiation</w:t>
+            </w:r>
+          </w:p>
+        </w:tc>
+        <w:tc>
+          <w:tcPr>
+            <w:tcW w:w="1337" w:type="dxa"/>
+          </w:tcPr>
+          <w:p>
+            <w:pPr/>
+            <w:r>
+              <w:t xml:space="preserve">98%</w:t>
+            </w:r>
+          </w:p>
+        </w:tc>
+        <w:tc>
+          <w:tcPr>
+            <w:tcW w:w="1337" w:type="dxa"/>
+          </w:tcPr>
+          <w:p>
+            <w:pPr/>
+            <w:r>
+              <w:t xml:space="preserve">L4 B2 holder</w:t>
+            </w:r>
+          </w:p>
+        </w:tc>
+      </w:tr>
+      <w:tr>
+        <w:tc>
+          <w:tcPr>
+            <w:tcW w:w="1337" w:type="dxa"/>
+          </w:tcPr>
+          <w:p>
+            <w:pPr/>
+            <w:r>
+              <w:t xml:space="preserve">B3 MVA and WComp Negotiation &amp; Process</w:t>
+            </w:r>
+          </w:p>
+        </w:tc>
+        <w:tc>
+          <w:tcPr>
+            <w:tcW w:w="1337" w:type="dxa"/>
+          </w:tcPr>
+          <w:p>
+            <w:pPr/>
+            <w:r>
+              <w:t xml:space="preserve">C2 and C3</w:t>
+            </w:r>
+          </w:p>
+        </w:tc>
+        <w:tc>
+          <w:tcPr>
+            <w:tcW w:w="1337" w:type="dxa"/>
+          </w:tcPr>
+          <w:p>
+            <w:pPr/>
+            <w:r>
+              <w:t xml:space="preserve">12 hours</w:t>
+            </w:r>
+          </w:p>
+        </w:tc>
+        <w:tc>
+          <w:tcPr>
+            <w:tcW w:w="1337" w:type="dxa"/>
+          </w:tcPr>
+          <w:p>
+            <w:pPr/>
+            <w:r>
+              <w:t xml:space="preserve">15 settlements, at least 5 workers' comp</w:t>
+            </w:r>
+          </w:p>
+        </w:tc>
+        <w:tc>
+          <w:tcPr>
+            <w:tcW w:w="1337" w:type="dxa"/>
+          </w:tcPr>
+          <w:p>
+            <w:pPr/>
+            <w:r>
+              <w:t xml:space="preserve">Negotiation role-play + review of 3 closed files</w:t>
+            </w:r>
+          </w:p>
+        </w:tc>
+        <w:tc>
+          <w:tcPr>
+            <w:tcW w:w="1337" w:type="dxa"/>
+          </w:tcPr>
+          <w:p>
+            <w:pPr/>
+            <w:r>
+              <w:t xml:space="preserve">95%</w:t>
+            </w:r>
+          </w:p>
+        </w:tc>
+        <w:tc>
+          <w:tcPr>
+            <w:tcW w:w="1337" w:type="dxa"/>
+          </w:tcPr>
+          <w:p>
+            <w:pPr/>
+            <w:r>
+              <w:t xml:space="preserve">L4 B3 holder</w:t>
+            </w:r>
+          </w:p>
+        </w:tc>
+      </w:tr>
+      <w:tr>
+        <w:tc>
+          <w:tcPr>
+            <w:tcW w:w="1337" w:type="dxa"/>
+          </w:tcPr>
+          <w:p>
+            <w:pPr/>
+            <w:r>
+              <w:t xml:space="preserve">B4 Payer Strategy</w:t>
+            </w:r>
+          </w:p>
+        </w:tc>
+        <w:tc>
+          <w:tcPr>
+            <w:tcW w:w="1337" w:type="dxa"/>
+          </w:tcPr>
+          <w:p>
+            <w:pPr/>
+            <w:r>
+              <w:t xml:space="preserve">B2</w:t>
+            </w:r>
+          </w:p>
+        </w:tc>
+        <w:tc>
+          <w:tcPr>
+            <w:tcW w:w="1337" w:type="dxa"/>
+          </w:tcPr>
+          <w:p>
+            <w:pPr/>
+            <w:r>
+              <w:t xml:space="preserve">10 hours</w:t>
+            </w:r>
+          </w:p>
+        </w:tc>
+        <w:tc>
+          <w:tcPr>
+            <w:tcW w:w="1337" w:type="dxa"/>
+          </w:tcPr>
+          <w:p>
+            <w:pPr/>
+            <w:r>
+              <w:t xml:space="preserve">Co-own a payer playbook with an L4 for 1 quarter</w:t>
+            </w:r>
+          </w:p>
+        </w:tc>
+        <w:tc>
+          <w:tcPr>
+            <w:tcW w:w="1337" w:type="dxa"/>
+          </w:tcPr>
+          <w:p>
+            <w:pPr/>
+            <w:r>
+              <w:t xml:space="preserve">Present and defend the playbook to the panel</w:t>
+            </w:r>
+          </w:p>
+        </w:tc>
+        <w:tc>
+          <w:tcPr>
+            <w:tcW w:w="1337" w:type="dxa"/>
+          </w:tcPr>
+          <w:p>
+            <w:pPr/>
+            <w:r>
+              <w:t xml:space="preserve">90% on the scorecard</w:t>
+            </w:r>
+          </w:p>
+        </w:tc>
+        <w:tc>
+          <w:tcPr>
+            <w:tcW w:w="1337" w:type="dxa"/>
+          </w:tcPr>
+          <w:p>
+            <w:pPr/>
+            <w:r>
+              <w:t xml:space="preserve">L4 B4 holder</w:t>
+            </w:r>
+          </w:p>
+        </w:tc>
+      </w:tr>
+      <w:tr>
+        <w:tc>
+          <w:tcPr>
+            <w:tcW w:w="1337" w:type="dxa"/>
+          </w:tcPr>
+          <w:p>
+            <w:pPr/>
+            <w:r>
+              <w:t xml:space="preserve">B5 Payer Outreach</w:t>
+            </w:r>
+          </w:p>
+        </w:tc>
+        <w:tc>
+          <w:tcPr>
+            <w:tcW w:w="1337" w:type="dxa"/>
+          </w:tcPr>
+          <w:p>
+            <w:pPr/>
+            <w:r>
+              <w:t xml:space="preserve">C2</w:t>
+            </w:r>
+          </w:p>
+        </w:tc>
+        <w:tc>
+          <w:tcPr>
+            <w:tcW w:w="1337" w:type="dxa"/>
+          </w:tcPr>
+          <w:p>
+            <w:pPr/>
+            <w:r>
+              <w:t xml:space="preserve">8 hours</w:t>
+            </w:r>
+          </w:p>
+        </w:tc>
+        <w:tc>
+          <w:tcPr>
+            <w:tcW w:w="1337" w:type="dxa"/>
+          </w:tcPr>
+          <w:p>
+            <w:pPr/>
+            <w:r>
+              <w:t xml:space="preserve">40 outreach contacts across 5+ payers, incl. 10 recorded calls</w:t>
+            </w:r>
+          </w:p>
+        </w:tc>
+        <w:tc>
+          <w:tcPr>
+            <w:tcW w:w="1337" w:type="dxa"/>
+          </w:tcPr>
+          <w:p>
+            <w:pPr/>
+            <w:r>
+              <w:t xml:space="preserve">3 recorded calls + one portal task</w:t>
+            </w:r>
+          </w:p>
+        </w:tc>
+        <w:tc>
+          <w:tcPr>
+            <w:tcW w:w="1337" w:type="dxa"/>
+          </w:tcPr>
+          <w:p>
+            <w:pPr/>
+            <w:r>
+              <w:t xml:space="preserve">95%</w:t>
+            </w:r>
+          </w:p>
+        </w:tc>
+        <w:tc>
+          <w:tcPr>
+            <w:tcW w:w="1337" w:type="dxa"/>
+          </w:tcPr>
+          <w:p>
+            <w:pPr/>
+            <w:r>
+              <w:t xml:space="preserve">L4 B5 holder</w:t>
+            </w:r>
+          </w:p>
+        </w:tc>
+      </w:tr>
+    </w:tbl>
+    <w:p>
+      <w:pPr>
+        <w:pStyle w:val="Heading3"/>
+      </w:pPr>
+      <w:r>
+        <w:t xml:space="preserve">B1. Coding</w:t>
+      </w:r>
+    </w:p>
+    <w:p>
+      <w:pPr>
+        <w:pStyle w:val="ListParagraph"/>
+        <w:numPr>
+          <w:ilvl w:val="0"/>
+          <w:numId w:val="11"/>
+        </w:numPr>
+      </w:pPr>
+      <w:r>
+        <w:t xml:space="preserve">ER professional E/M leveling (99281–99285) and facility levels (5 hours).</w:t>
+      </w:r>
+    </w:p>
+    <w:p>
+      <w:pPr>
+        <w:pStyle w:val="ListParagraph"/>
+        <w:numPr>
+          <w:ilvl w:val="0"/>
+          <w:numId w:val="11"/>
+        </w:numPr>
+      </w:pPr>
+      <w:r>
+        <w:t xml:space="preserve">Procedures, ICD-10 specificity and medical decision-making documentation (5 hours).</w:t>
+      </w:r>
+    </w:p>
+    <w:p>
+      <w:pPr>
+        <w:pStyle w:val="ListParagraph"/>
+        <w:numPr>
+          <w:ilvl w:val="0"/>
+          <w:numId w:val="11"/>
+        </w:numPr>
+      </w:pPr>
+      <w:r>
+        <w:t xml:space="preserve">Modifiers, claim scrubbing, and HCFA and UB-04 preparation for Logistics (5 hours).</w:t>
+      </w:r>
+    </w:p>
+    <w:p>
+      <w:pPr>
+        <w:pStyle w:val="ListParagraph"/>
+        <w:numPr>
+          <w:ilvl w:val="0"/>
+          <w:numId w:val="11"/>
+        </w:numPr>
+      </w:pPr>
+      <w:r>
+        <w:t xml:space="preserve">Coding guideline updates, the latest audit findings from the coding quality owner, and blind-test practice (5 hours).</w:t>
+      </w:r>
+    </w:p>
+    <w:p>
+      <w:pPr/>
+      <w:r>
+        <w:t xml:space="preserve">B1 requires no certification. It is earned through the Academy course, supervised production and the blind coding test, like every other badge.</w:t>
+      </w:r>
+    </w:p>
+    <w:p>
+      <w:pPr>
+        <w:pStyle w:val="Heading3"/>
+      </w:pPr>
+      <w:r>
+        <w:t xml:space="preserve">B2. IDR Process Workflow</w:t>
+      </w:r>
+    </w:p>
+    <w:p>
+      <w:pPr>
+        <w:pStyle w:val="ListParagraph"/>
+        <w:numPr>
+          <w:ilvl w:val="0"/>
+          <w:numId w:val="12"/>
+        </w:numPr>
+      </w:pPr>
+      <w:r>
+        <w:t xml:space="preserve">NSA eligibility: emergency service, out of network, plan type, date of initial payment or denial (3 hours).</w:t>
+      </w:r>
+    </w:p>
+    <w:p>
+      <w:pPr>
+        <w:pStyle w:val="ListParagraph"/>
+        <w:numPr>
+          <w:ilvl w:val="0"/>
+          <w:numId w:val="12"/>
+        </w:numPr>
+      </w:pPr>
+      <w:r>
+        <w:t xml:space="preserve">The QPA, the Open Negotiation notice and the 30-business-day period (3 hours).</w:t>
+      </w:r>
+    </w:p>
+    <w:p>
+      <w:pPr>
+        <w:pStyle w:val="ListParagraph"/>
+        <w:numPr>
+          <w:ilvl w:val="0"/>
+          <w:numId w:val="12"/>
+        </w:numPr>
+      </w:pPr>
+      <w:r>
+        <w:t xml:space="preserve">IDR initiation, the IDR timeline and batching rules (3 hours).</w:t>
+      </w:r>
+    </w:p>
+    <w:p>
+      <w:pPr>
+        <w:pStyle w:val="ListParagraph"/>
+        <w:numPr>
+          <w:ilvl w:val="0"/>
+          <w:numId w:val="12"/>
+        </w:numPr>
+      </w:pPr>
+      <w:r>
+        <w:t xml:space="preserve">Preparing disputes in the IDR Prep Studio, the copy desk the US team files from (2 hours).</w:t>
+      </w:r>
+    </w:p>
+    <w:p>
+      <w:pPr>
+        <w:pStyle w:val="ListParagraph"/>
+        <w:numPr>
+          <w:ilvl w:val="0"/>
+          <w:numId w:val="12"/>
+        </w:numPr>
+      </w:pPr>
+      <w:r>
+        <w:t xml:space="preserve">Deadlines, logging determinations and award follow-up (3 hours).</w:t>
+      </w:r>
+    </w:p>
+    <w:p>
+      <w:pPr/>
+      <w:r>
+        <w:t xml:space="preserve">Module 4 is the Model C module, for the proposed model.</w:t>
+      </w:r>
+    </w:p>
+    <w:p>
+      <w:pPr>
+        <w:pStyle w:val="Heading3"/>
+      </w:pPr>
+      <w:r>
+        <w:t xml:space="preserve">B3. MVA and WComp Negotiation &amp; Process</w:t>
+      </w:r>
+    </w:p>
+    <w:p>
+      <w:pPr>
+        <w:pStyle w:val="ListParagraph"/>
+        <w:numPr>
+          <w:ilvl w:val="0"/>
+          <w:numId w:val="13"/>
+        </w:numPr>
+      </w:pPr>
+      <w:r>
+        <w:t xml:space="preserve">Order of coverage: auto, PIP, MedPay, health and liability (3 hours).</w:t>
+      </w:r>
+    </w:p>
+    <w:p>
+      <w:pPr>
+        <w:pStyle w:val="ListParagraph"/>
+        <w:numPr>
+          <w:ilvl w:val="0"/>
+          <w:numId w:val="13"/>
+        </w:numPr>
+      </w:pPr>
+      <w:r>
+        <w:t xml:space="preserve">The workers' compensation claims process and state fee schedules (3 hours).</w:t>
+      </w:r>
+    </w:p>
+    <w:p>
+      <w:pPr>
+        <w:pStyle w:val="ListParagraph"/>
+        <w:numPr>
+          <w:ilvl w:val="0"/>
+          <w:numId w:val="13"/>
+        </w:numPr>
+      </w:pPr>
+      <w:r>
+        <w:t xml:space="preserve">Liens, attorney correspondence and records authorization (3 hours).</w:t>
+      </w:r>
+    </w:p>
+    <w:p>
+      <w:pPr>
+        <w:pStyle w:val="ListParagraph"/>
+        <w:numPr>
+          <w:ilvl w:val="0"/>
+          <w:numId w:val="13"/>
+        </w:numPr>
+      </w:pPr>
+      <w:r>
+        <w:t xml:space="preserve">Adjuster negotiation role-plays (3 hours).</w:t>
+      </w:r>
+    </w:p>
+    <w:p>
+      <w:pPr>
+        <w:pStyle w:val="Heading3"/>
+      </w:pPr>
+      <w:r>
+        <w:t xml:space="preserve">B4. Payer Strategy</w:t>
+      </w:r>
+    </w:p>
+    <w:p>
+      <w:pPr>
+        <w:pStyle w:val="ListParagraph"/>
+        <w:numPr>
+          <w:ilvl w:val="0"/>
+          <w:numId w:val="14"/>
+        </w:numPr>
+      </w:pPr>
+      <w:r>
+        <w:t xml:space="preserve">Reading outcome data: QPA patterns, settlements and IDR entity results by payer (3 hours).</w:t>
+      </w:r>
+    </w:p>
+    <w:p>
+      <w:pPr>
+        <w:pStyle w:val="ListParagraph"/>
+        <w:numPr>
+          <w:ilvl w:val="0"/>
+          <w:numId w:val="14"/>
+        </w:numPr>
+      </w:pPr>
+      <w:r>
+        <w:t xml:space="preserve">Building a payer playbook: offer ranges, negotiation behavior, escalation contacts (3 hours).</w:t>
+      </w:r>
+    </w:p>
+    <w:p>
+      <w:pPr>
+        <w:pStyle w:val="ListParagraph"/>
+        <w:numPr>
+          <w:ilvl w:val="0"/>
+          <w:numId w:val="14"/>
+        </w:numPr>
+      </w:pPr>
+      <w:r>
+        <w:t xml:space="preserve">Turning data into recommendations and measuring their effect (2 hours).</w:t>
+      </w:r>
+    </w:p>
+    <w:p>
+      <w:pPr>
+        <w:pStyle w:val="ListParagraph"/>
+        <w:numPr>
+          <w:ilvl w:val="0"/>
+          <w:numId w:val="14"/>
+        </w:numPr>
+      </w:pPr>
+      <w:r>
+        <w:t xml:space="preserve">Presenting to the specialty group and feeding the pricing guide (2 hours).</w:t>
+      </w:r>
+    </w:p>
+    <w:p>
+      <w:pPr>
+        <w:pStyle w:val="Heading3"/>
+      </w:pPr>
+      <w:r>
+        <w:t xml:space="preserve">B5. Payer Outreach</w:t>
+      </w:r>
+    </w:p>
+    <w:p>
+      <w:pPr>
+        <w:pStyle w:val="ListParagraph"/>
+        <w:numPr>
+          <w:ilvl w:val="0"/>
+          <w:numId w:val="15"/>
+        </w:numPr>
+      </w:pPr>
+      <w:r>
+        <w:t xml:space="preserve">Payer portals and provider-relations contacts (2 hours).</w:t>
+      </w:r>
+    </w:p>
+    <w:p>
+      <w:pPr>
+        <w:pStyle w:val="ListParagraph"/>
+        <w:numPr>
+          <w:ilvl w:val="0"/>
+          <w:numId w:val="15"/>
+        </w:numPr>
+      </w:pPr>
+      <w:r>
+        <w:t xml:space="preserve">The payer call script, reference numbers and review of recorded calls (3 hours).</w:t>
+      </w:r>
+    </w:p>
+    <w:p>
+      <w:pPr>
+        <w:pStyle w:val="ListParagraph"/>
+        <w:numPr>
+          <w:ilvl w:val="0"/>
+          <w:numId w:val="15"/>
+        </w:numPr>
+      </w:pPr>
+      <w:r>
+        <w:t xml:space="preserve">Escalation paths and logging outreach in ClickUp (2 hours).</w:t>
+      </w:r>
+    </w:p>
+    <w:p>
+      <w:pPr>
+        <w:pStyle w:val="ListParagraph"/>
+        <w:numPr>
+          <w:ilvl w:val="0"/>
+          <w:numId w:val="15"/>
+        </w:numPr>
+      </w:pPr>
+      <w:r>
+        <w:t xml:space="preserve">Call practice: role-plays on common payer responses (1 hour).</w:t>
+      </w:r>
+    </w:p>
+    <w:p>
+      <w:pPr>
+        <w:pStyle w:val="Heading2"/>
+      </w:pPr>
+      <w:r>
+        <w:t xml:space="preserve">A badges (advanced)</w:t>
+      </w:r>
+    </w:p>
+    <w:p>
+      <w:pPr/>
+      <w:r>
+        <w:t xml:space="preserve">The 5 A badges take 62 classroom hours and carry stricter reviews, because errors here cost the most. L3 needs at least 1, L4 at least 3 and L5 at least 4. Each team needs at least 2 holders of each A badge.</w:t>
+      </w:r>
+    </w:p>
+    <w:tbl>
+      <w:tblPr>
+        <w:tblStyle w:val="TableGrid"/>
+        <w:tblW w:w="0" w:type="auto"/>
+        <w:tblLayout w:type="fixed"/>
+        <w:tblLook w:val="04A0" w:firstRow="1" w:lastRow="0" w:firstColumn="0" w:lastColumn="0" w:noHBand="0" w:noVBand="1"/>
+      </w:tblPr>
+      <w:tblGrid>
+        <w:gridCol w:w="1337"/>
+        <w:gridCol w:w="1337"/>
+        <w:gridCol w:w="1337"/>
+        <w:gridCol w:w="1337"/>
+        <w:gridCol w:w="1337"/>
+        <w:gridCol w:w="1337"/>
+        <w:gridCol w:w="1337"/>
+      </w:tblGrid>
+      <w:tr>
+        <w:trPr>
+          <w:tblHeader/>
+        </w:trPr>
+        <w:tc>
+          <w:tcPr>
+            <w:tcW w:w="1337" w:type="dxa"/>
+            <w:shd w:val="clear" w:color="auto" w:fill="F2F2F2"/>
+          </w:tcPr>
+          <w:p>
+            <w:pPr/>
+            <w:r>
+              <w:t xml:space="preserve">Badge</w:t>
+            </w:r>
+          </w:p>
+        </w:tc>
+        <w:tc>
+          <w:tcPr>
+            <w:tcW w:w="1337" w:type="dxa"/>
+            <w:shd w:val="clear" w:color="auto" w:fill="F2F2F2"/>
+          </w:tcPr>
+          <w:p>
+            <w:pPr/>
+            <w:r>
+              <w:t xml:space="preserve">Prerequisite</w:t>
+            </w:r>
+          </w:p>
+        </w:tc>
+        <w:tc>
+          <w:tcPr>
+            <w:tcW w:w="1337" w:type="dxa"/>
+            <w:shd w:val="clear" w:color="auto" w:fill="F2F2F2"/>
+          </w:tcPr>
+          <w:p>
+            <w:pPr/>
+            <w:r>
+              <w:t xml:space="preserve">Classroom</w:t>
+            </w:r>
+          </w:p>
+        </w:tc>
+        <w:tc>
+          <w:tcPr>
+            <w:tcW w:w="1337" w:type="dxa"/>
+            <w:shd w:val="clear" w:color="auto" w:fill="F2F2F2"/>
+          </w:tcPr>
+          <w:p>
+            <w:pPr/>
+            <w:r>
+              <w:t xml:space="preserve">Supervised production</w:t>
+            </w:r>
+          </w:p>
+        </w:tc>
+        <w:tc>
+          <w:tcPr>
+            <w:tcW w:w="1337" w:type="dxa"/>
+            <w:shd w:val="clear" w:color="auto" w:fill="F2F2F2"/>
+          </w:tcPr>
+          <w:p>
+            <w:pPr/>
+            <w:r>
+              <w:t xml:space="preserve">Assessment</w:t>
+            </w:r>
+          </w:p>
+        </w:tc>
+        <w:tc>
+          <w:tcPr>
+            <w:tcW w:w="1337" w:type="dxa"/>
+            <w:shd w:val="clear" w:color="auto" w:fill="F2F2F2"/>
+          </w:tcPr>
+          <w:p>
+            <w:pPr/>
+            <w:r>
+              <w:t xml:space="preserve">QA to earn</w:t>
+            </w:r>
+          </w:p>
+        </w:tc>
+        <w:tc>
+          <w:tcPr>
+            <w:tcW w:w="1337" w:type="dxa"/>
+            <w:shd w:val="clear" w:color="auto" w:fill="F2F2F2"/>
+          </w:tcPr>
+          <w:p>
+            <w:pPr/>
+            <w:r>
+              <w:t xml:space="preserve">Usual trainer</w:t>
+            </w:r>
+          </w:p>
+        </w:tc>
+      </w:tr>
+      <w:tr>
+        <w:tc>
+          <w:tcPr>
+            <w:tcW w:w="1337" w:type="dxa"/>
+          </w:tcPr>
+          <w:p>
+            <w:pPr/>
+            <w:r>
+              <w:t xml:space="preserve">A1 Reporting and Analysis</w:t>
+            </w:r>
+          </w:p>
+        </w:tc>
+        <w:tc>
+          <w:tcPr>
+            <w:tcW w:w="1337" w:type="dxa"/>
+          </w:tcPr>
+          <w:p>
+            <w:pPr/>
+            <w:r>
+              <w:t xml:space="preserve">L2</w:t>
+            </w:r>
+          </w:p>
+        </w:tc>
+        <w:tc>
+          <w:tcPr>
+            <w:tcW w:w="1337" w:type="dxa"/>
+          </w:tcPr>
+          <w:p>
+            <w:pPr/>
+            <w:r>
+              <w:t xml:space="preserve">12 hours</w:t>
+            </w:r>
+          </w:p>
+        </w:tc>
+        <w:tc>
+          <w:tcPr>
+            <w:tcW w:w="1337" w:type="dxa"/>
+          </w:tcPr>
+          <w:p>
+            <w:pPr/>
+            <w:r>
+              <w:t xml:space="preserve">3 monthly analyses reviewed</w:t>
+            </w:r>
+          </w:p>
+        </w:tc>
+        <w:tc>
+          <w:tcPr>
+            <w:tcW w:w="1337" w:type="dxa"/>
+          </w:tcPr>
+          <w:p>
+            <w:pPr/>
+            <w:r>
+              <w:t xml:space="preserve">Analysis case from a raw export, presented to the panel</w:t>
+            </w:r>
+          </w:p>
+        </w:tc>
+        <w:tc>
+          <w:tcPr>
+            <w:tcW w:w="1337" w:type="dxa"/>
+          </w:tcPr>
+          <w:p>
+            <w:pPr/>
+            <w:r>
+              <w:t xml:space="preserve">90% on the scorecard</w:t>
+            </w:r>
+          </w:p>
+        </w:tc>
+        <w:tc>
+          <w:tcPr>
+            <w:tcW w:w="1337" w:type="dxa"/>
+          </w:tcPr>
+          <w:p>
+            <w:pPr/>
+            <w:r>
+              <w:t xml:space="preserve">L4 A1 holder</w:t>
+            </w:r>
+          </w:p>
+        </w:tc>
+      </w:tr>
+      <w:tr>
+        <w:tc>
+          <w:tcPr>
+            <w:tcW w:w="1337" w:type="dxa"/>
+          </w:tcPr>
+          <w:p>
+            <w:pPr/>
+            <w:r>
+              <w:t xml:space="preserve">A2 IDR Strategy</w:t>
+            </w:r>
+          </w:p>
+        </w:tc>
+        <w:tc>
+          <w:tcPr>
+            <w:tcW w:w="1337" w:type="dxa"/>
+          </w:tcPr>
+          <w:p>
+            <w:pPr/>
+            <w:r>
+              <w:t xml:space="preserve">B2</w:t>
             </w:r>
           </w:p>
         </w:tc>
@@ -2823,18 +3799,97 @@
           <w:p>
             <w:pPr/>
             <w:r>
-              <w:t xml:space="preserve">200 charts: every one of the first 50 reviewed, then a 20% sample</w:t>
-            </w:r>
-          </w:p>
-        </w:tc>
-        <w:tc>
-          <w:tcPr>
-            <w:tcW w:w="1337" w:type="dxa"/>
-          </w:tcPr>
-          <w:p>
-            <w:pPr/>
-            <w:r>
-              <w:t xml:space="preserve">Blind coding test of 50 charts</w:t>
+              <w:t xml:space="preserve">20 batched disputes, 160+ codes</w:t>
+            </w:r>
+          </w:p>
+        </w:tc>
+        <w:tc>
+          <w:tcPr>
+            <w:tcW w:w="1337" w:type="dxa"/>
+          </w:tcPr>
+          <w:p>
+            <w:pPr/>
+            <w:r>
+              <w:t xml:space="preserve">Full packet and written offer rationale for one dispute</w:t>
+            </w:r>
+          </w:p>
+        </w:tc>
+        <w:tc>
+          <w:tcPr>
+            <w:tcW w:w="1337" w:type="dxa"/>
+          </w:tcPr>
+          <w:p>
+            <w:pPr/>
+            <w:r>
+              <w:t xml:space="preserve">97%, plus 98% first-pass</w:t>
+            </w:r>
+          </w:p>
+        </w:tc>
+        <w:tc>
+          <w:tcPr>
+            <w:tcW w:w="1337" w:type="dxa"/>
+          </w:tcPr>
+          <w:p>
+            <w:pPr/>
+            <w:r>
+              <w:t xml:space="preserve">L4 A2 holder</w:t>
+            </w:r>
+          </w:p>
+        </w:tc>
+      </w:tr>
+      <w:tr>
+        <w:tc>
+          <w:tcPr>
+            <w:tcW w:w="1337" w:type="dxa"/>
+          </w:tcPr>
+          <w:p>
+            <w:pPr/>
+            <w:r>
+              <w:t xml:space="preserve">A3 Medical Terminology</w:t>
+            </w:r>
+          </w:p>
+        </w:tc>
+        <w:tc>
+          <w:tcPr>
+            <w:tcW w:w="1337" w:type="dxa"/>
+          </w:tcPr>
+          <w:p>
+            <w:pPr/>
+            <w:r>
+              <w:t xml:space="preserve">C5</w:t>
+            </w:r>
+          </w:p>
+        </w:tc>
+        <w:tc>
+          <w:tcPr>
+            <w:tcW w:w="1337" w:type="dxa"/>
+          </w:tcPr>
+          <w:p>
+            <w:pPr/>
+            <w:r>
+              <w:t xml:space="preserve">12 hours</w:t>
+            </w:r>
+          </w:p>
+        </w:tc>
+        <w:tc>
+          <w:tcPr>
+            <w:tcW w:w="1337" w:type="dxa"/>
+          </w:tcPr>
+          <w:p>
+            <w:pPr/>
+            <w:r>
+              <w:t xml:space="preserve">30 chart abstractions reviewed</w:t>
+            </w:r>
+          </w:p>
+        </w:tc>
+        <w:tc>
+          <w:tcPr>
+            <w:tcW w:w="1337" w:type="dxa"/>
+          </w:tcPr>
+          <w:p>
+            <w:pPr/>
+            <w:r>
+              <w:t xml:space="preserve">Written test (90%) + 5 chart abstractions</w:t>
             </w:r>
           </w:p>
         </w:tc>
@@ -2856,110 +3911,110 @@
           <w:p>
             <w:pPr/>
             <w:r>
-              <w:t xml:space="preserve">L4 A1 holder, with QA</w:t>
-            </w:r>
-          </w:p>
-        </w:tc>
-      </w:tr>
-      <w:tr>
-        <w:tc>
-          <w:tcPr>
-            <w:tcW w:w="1337" w:type="dxa"/>
-          </w:tcPr>
-          <w:p>
-            <w:pPr/>
-            <w:r>
-              <w:t xml:space="preserve">A2 IDR Packet and Offer Strategy</w:t>
-            </w:r>
-          </w:p>
-        </w:tc>
-        <w:tc>
-          <w:tcPr>
-            <w:tcW w:w="1337" w:type="dxa"/>
-          </w:tcPr>
-          <w:p>
-            <w:pPr/>
-            <w:r>
-              <w:t xml:space="preserve">C2 and C5</w:t>
-            </w:r>
-          </w:p>
-        </w:tc>
-        <w:tc>
-          <w:tcPr>
-            <w:tcW w:w="1337" w:type="dxa"/>
-          </w:tcPr>
-          <w:p>
-            <w:pPr/>
-            <w:r>
-              <w:t xml:space="preserve">16 hours</w:t>
-            </w:r>
-          </w:p>
-        </w:tc>
-        <w:tc>
-          <w:tcPr>
-            <w:tcW w:w="1337" w:type="dxa"/>
-          </w:tcPr>
-          <w:p>
-            <w:pPr/>
-            <w:r>
-              <w:t xml:space="preserve">20 batched disputes, 160+ codes</w:t>
-            </w:r>
-          </w:p>
-        </w:tc>
-        <w:tc>
-          <w:tcPr>
-            <w:tcW w:w="1337" w:type="dxa"/>
-          </w:tcPr>
-          <w:p>
-            <w:pPr/>
-            <w:r>
-              <w:t xml:space="preserve">Full packet and written offer rationale for one dispute</w:t>
-            </w:r>
-          </w:p>
-        </w:tc>
-        <w:tc>
-          <w:tcPr>
-            <w:tcW w:w="1337" w:type="dxa"/>
-          </w:tcPr>
-          <w:p>
-            <w:pPr/>
-            <w:r>
-              <w:t xml:space="preserve">97%, plus 98% first-pass tickets</w:t>
-            </w:r>
-          </w:p>
-        </w:tc>
-        <w:tc>
-          <w:tcPr>
-            <w:tcW w:w="1337" w:type="dxa"/>
-          </w:tcPr>
-          <w:p>
-            <w:pPr/>
-            <w:r>
-              <w:t xml:space="preserve">L4 A2 holder</w:t>
-            </w:r>
-          </w:p>
-        </w:tc>
-      </w:tr>
-      <w:tr>
-        <w:tc>
-          <w:tcPr>
-            <w:tcW w:w="1337" w:type="dxa"/>
-          </w:tcPr>
-          <w:p>
-            <w:pPr/>
-            <w:r>
-              <w:t xml:space="preserve">A3 MVA and Adjuster Negotiation</w:t>
-            </w:r>
-          </w:p>
-        </w:tc>
-        <w:tc>
-          <w:tcPr>
-            <w:tcW w:w="1337" w:type="dxa"/>
-          </w:tcPr>
-          <w:p>
-            <w:pPr/>
-            <w:r>
-              <w:t xml:space="preserve">C1 and C3</w:t>
+              <w:t xml:space="preserve">L4 A3 holder</w:t>
+            </w:r>
+          </w:p>
+        </w:tc>
+      </w:tr>
+      <w:tr>
+        <w:tc>
+          <w:tcPr>
+            <w:tcW w:w="1337" w:type="dxa"/>
+          </w:tcPr>
+          <w:p>
+            <w:pPr/>
+            <w:r>
+              <w:t xml:space="preserve">A4 Billing Strategy</w:t>
+            </w:r>
+          </w:p>
+        </w:tc>
+        <w:tc>
+          <w:tcPr>
+            <w:tcW w:w="1337" w:type="dxa"/>
+          </w:tcPr>
+          <w:p>
+            <w:pPr/>
+            <w:r>
+              <w:t xml:space="preserve">C2 and C3</w:t>
+            </w:r>
+          </w:p>
+        </w:tc>
+        <w:tc>
+          <w:tcPr>
+            <w:tcW w:w="1337" w:type="dxa"/>
+          </w:tcPr>
+          <w:p>
+            <w:pPr/>
+            <w:r>
+              <w:t xml:space="preserve">12 hours</w:t>
+            </w:r>
+          </w:p>
+        </w:tc>
+        <w:tc>
+          <w:tcPr>
+            <w:tcW w:w="1337" w:type="dxa"/>
+          </w:tcPr>
+          <w:p>
+            <w:pPr/>
+            <w:r>
+              <w:t xml:space="preserve">30 complex claims + 2 billing fixes reviewed</w:t>
+            </w:r>
+          </w:p>
+        </w:tc>
+        <w:tc>
+          <w:tcPr>
+            <w:tcW w:w="1337" w:type="dxa"/>
+          </w:tcPr>
+          <w:p>
+            <w:pPr/>
+            <w:r>
+              <w:t xml:space="preserve">Denial-prevention plan for one payer, presented to the panel</w:t>
+            </w:r>
+          </w:p>
+        </w:tc>
+        <w:tc>
+          <w:tcPr>
+            <w:tcW w:w="1337" w:type="dxa"/>
+          </w:tcPr>
+          <w:p>
+            <w:pPr/>
+            <w:r>
+              <w:t xml:space="preserve">90% on the scorecard</w:t>
+            </w:r>
+          </w:p>
+        </w:tc>
+        <w:tc>
+          <w:tcPr>
+            <w:tcW w:w="1337" w:type="dxa"/>
+          </w:tcPr>
+          <w:p>
+            <w:pPr/>
+            <w:r>
+              <w:t xml:space="preserve">L4 A4 holder</w:t>
+            </w:r>
+          </w:p>
+        </w:tc>
+      </w:tr>
+      <w:tr>
+        <w:tc>
+          <w:tcPr>
+            <w:tcW w:w="1337" w:type="dxa"/>
+          </w:tcPr>
+          <w:p>
+            <w:pPr/>
+            <w:r>
+              <w:t xml:space="preserve">A5 Innovation</w:t>
+            </w:r>
+          </w:p>
+        </w:tc>
+        <w:tc>
+          <w:tcPr>
+            <w:tcW w:w="1337" w:type="dxa"/>
+          </w:tcPr>
+          <w:p>
+            <w:pPr/>
+            <w:r>
+              <w:t xml:space="preserve">L2</w:t>
             </w:r>
           </w:p>
         </w:tc>
@@ -2981,97 +4036,18 @@
           <w:p>
             <w:pPr/>
             <w:r>
-              <w:t xml:space="preserve">15 settlements</w:t>
-            </w:r>
-          </w:p>
-        </w:tc>
-        <w:tc>
-          <w:tcPr>
-            <w:tcW w:w="1337" w:type="dxa"/>
-          </w:tcPr>
-          <w:p>
-            <w:pPr/>
-            <w:r>
-              <w:t xml:space="preserve">Role-play with the assessor as adjuster; 3 closed files</w:t>
-            </w:r>
-          </w:p>
-        </w:tc>
-        <w:tc>
-          <w:tcPr>
-            <w:tcW w:w="1337" w:type="dxa"/>
-          </w:tcPr>
-          <w:p>
-            <w:pPr/>
-            <w:r>
-              <w:t xml:space="preserve">95%</w:t>
-            </w:r>
-          </w:p>
-        </w:tc>
-        <w:tc>
-          <w:tcPr>
-            <w:tcW w:w="1337" w:type="dxa"/>
-          </w:tcPr>
-          <w:p>
-            <w:pPr/>
-            <w:r>
-              <w:t xml:space="preserve">L4 A3 holder</w:t>
-            </w:r>
-          </w:p>
-        </w:tc>
-      </w:tr>
-      <w:tr>
-        <w:tc>
-          <w:tcPr>
-            <w:tcW w:w="1337" w:type="dxa"/>
-          </w:tcPr>
-          <w:p>
-            <w:pPr/>
-            <w:r>
-              <w:t xml:space="preserve">A4 Payer Strategy</w:t>
-            </w:r>
-          </w:p>
-        </w:tc>
-        <w:tc>
-          <w:tcPr>
-            <w:tcW w:w="1337" w:type="dxa"/>
-          </w:tcPr>
-          <w:p>
-            <w:pPr/>
-            <w:r>
-              <w:t xml:space="preserve">A2, and L2 or above</w:t>
-            </w:r>
-          </w:p>
-        </w:tc>
-        <w:tc>
-          <w:tcPr>
-            <w:tcW w:w="1337" w:type="dxa"/>
-          </w:tcPr>
-          <w:p>
-            <w:pPr/>
-            <w:r>
-              <w:t xml:space="preserve">12 hours</w:t>
-            </w:r>
-          </w:p>
-        </w:tc>
-        <w:tc>
-          <w:tcPr>
-            <w:tcW w:w="1337" w:type="dxa"/>
-          </w:tcPr>
-          <w:p>
-            <w:pPr/>
-            <w:r>
-              <w:t xml:space="preserve">Co-own one payer playbook with an L4 Senior Specialist II for 1 quarter</w:t>
-            </w:r>
-          </w:p>
-        </w:tc>
-        <w:tc>
-          <w:tcPr>
-            <w:tcW w:w="1337" w:type="dxa"/>
-          </w:tcPr>
-          <w:p>
-            <w:pPr/>
-            <w:r>
-              <w:t xml:space="preserve">Present and defend the playbook to the panel</w:t>
+              <w:t xml:space="preserve">One improvement project over a quarter with a measured result</w:t>
+            </w:r>
+          </w:p>
+        </w:tc>
+        <w:tc>
+          <w:tcPr>
+            <w:tcW w:w="1337" w:type="dxa"/>
+          </w:tcPr>
+          <w:p>
+            <w:pPr/>
+            <w:r>
+              <w:t xml:space="preserve">Project review by the panel with the Automation portfolio owner</w:t>
             </w:r>
           </w:p>
         </w:tc>
@@ -3093,7 +4069,7 @@
           <w:p>
             <w:pPr/>
             <w:r>
-              <w:t xml:space="preserve">L4 A4 holder</w:t>
+              <w:t xml:space="preserve">Automation portfolio owner, with an L4 A5 holder</w:t>
             </w:r>
           </w:p>
         </w:tc>
@@ -3104,61 +4080,129 @@
         <w:pStyle w:val="Heading3"/>
       </w:pPr>
       <w:r>
-        <w:t xml:space="preserve">A1. Coding (Certified)</w:t>
-      </w:r>
-    </w:p>
-    <w:p>
-      <w:pPr>
-        <w:pStyle w:val="ListParagraph"/>
-        <w:numPr>
-          <w:ilvl w:val="0"/>
-          <w:numId w:val="11"/>
-        </w:numPr>
-      </w:pPr>
-      <w:r>
-        <w:t xml:space="preserve">ER professional E/M leveling (99281–99285) and facility levels (4 hours).</w:t>
-      </w:r>
-    </w:p>
-    <w:p>
-      <w:pPr>
-        <w:pStyle w:val="ListParagraph"/>
-        <w:numPr>
-          <w:ilvl w:val="0"/>
-          <w:numId w:val="11"/>
-        </w:numPr>
-      </w:pPr>
-      <w:r>
-        <w:t xml:space="preserve">Procedures, ICD-10 specificity and medical decision-making documentation (4 hours).</w:t>
-      </w:r>
-    </w:p>
-    <w:p>
-      <w:pPr>
-        <w:pStyle w:val="ListParagraph"/>
-        <w:numPr>
-          <w:ilvl w:val="0"/>
-          <w:numId w:val="11"/>
-        </w:numPr>
-      </w:pPr>
-      <w:r>
-        <w:t xml:space="preserve">Modifiers, claim scrubbing, and HCFA and UB-04 preparation for Logistics (4 hours).</w:t>
-      </w:r>
-    </w:p>
-    <w:p>
-      <w:pPr>
-        <w:pStyle w:val="ListParagraph"/>
-        <w:numPr>
-          <w:ilvl w:val="0"/>
-          <w:numId w:val="11"/>
-        </w:numPr>
-      </w:pPr>
-      <w:r>
-        <w:t xml:space="preserve">Current coding guideline updates and the latest audit findings from the coding quality owner (4 hours).</w:t>
+        <w:t xml:space="preserve">A1. Reporting and Analysis</w:t>
+      </w:r>
+    </w:p>
+    <w:p>
+      <w:pPr>
+        <w:pStyle w:val="ListParagraph"/>
+        <w:numPr>
+          <w:ilvl w:val="0"/>
+          <w:numId w:val="16"/>
+        </w:numPr>
+      </w:pPr>
+      <w:r>
+        <w:t xml:space="preserve">KPI definitions: work units, QA, Net Recovery, deadlines (3 hours).</w:t>
+      </w:r>
+    </w:p>
+    <w:p>
+      <w:pPr>
+        <w:pStyle w:val="ListParagraph"/>
+        <w:numPr>
+          <w:ilvl w:val="0"/>
+          <w:numId w:val="16"/>
+        </w:numPr>
+      </w:pPr>
+      <w:r>
+        <w:t xml:space="preserve">ClickUp and eCW exports and data checks (3 hours).</w:t>
+      </w:r>
+    </w:p>
+    <w:p>
+      <w:pPr>
+        <w:pStyle w:val="ListParagraph"/>
+        <w:numPr>
+          <w:ilvl w:val="0"/>
+          <w:numId w:val="16"/>
+        </w:numPr>
+      </w:pPr>
+      <w:r>
+        <w:t xml:space="preserve">Building reports and dashboards (3 hours).</w:t>
+      </w:r>
+    </w:p>
+    <w:p>
+      <w:pPr>
+        <w:pStyle w:val="ListParagraph"/>
+        <w:numPr>
+          <w:ilvl w:val="0"/>
+          <w:numId w:val="16"/>
+        </w:numPr>
+      </w:pPr>
+      <w:r>
+        <w:t xml:space="preserve">Monthly trend analysis for a team or payer portfolio, and presenting it (3 hours).</w:t>
+      </w:r>
+    </w:p>
+    <w:p>
+      <w:pPr>
+        <w:pStyle w:val="Heading3"/>
+      </w:pPr>
+      <w:r>
+        <w:t xml:space="preserve">A2. IDR Strategy</w:t>
+      </w:r>
+    </w:p>
+    <w:p>
+      <w:pPr>
+        <w:pStyle w:val="ListParagraph"/>
+        <w:numPr>
+          <w:ilvl w:val="0"/>
+          <w:numId w:val="17"/>
+        </w:numPr>
+      </w:pPr>
+      <w:r>
+        <w:t xml:space="preserve">Setting offers with the pricing guide and outcome data (4 hours).</w:t>
+      </w:r>
+    </w:p>
+    <w:p>
+      <w:pPr>
+        <w:pStyle w:val="ListParagraph"/>
+        <w:numPr>
+          <w:ilvl w:val="0"/>
+          <w:numId w:val="17"/>
+        </w:numPr>
+      </w:pPr>
+      <w:r>
+        <w:t xml:space="preserve">IDR entity selection and objections (2 hours).</w:t>
+      </w:r>
+    </w:p>
+    <w:p>
+      <w:pPr>
+        <w:pStyle w:val="ListParagraph"/>
+        <w:numPr>
+          <w:ilvl w:val="0"/>
+          <w:numId w:val="17"/>
+        </w:numPr>
+      </w:pPr>
+      <w:r>
+        <w:t xml:space="preserve">Writing the packet: answering the QPA and the additional factors (acuity, complexity, good-faith negotiation) (5 hours).</w:t>
+      </w:r>
+    </w:p>
+    <w:p>
+      <w:pPr>
+        <w:pStyle w:val="ListParagraph"/>
+        <w:numPr>
+          <w:ilvl w:val="0"/>
+          <w:numId w:val="17"/>
+        </w:numPr>
+      </w:pPr>
+      <w:r>
+        <w:t xml:space="preserve">Batching strategy (2 hours).</w:t>
+      </w:r>
+    </w:p>
+    <w:p>
+      <w:pPr>
+        <w:pStyle w:val="ListParagraph"/>
+        <w:numPr>
+          <w:ilvl w:val="0"/>
+          <w:numId w:val="17"/>
+        </w:numPr>
+      </w:pPr>
+      <w:r>
+        <w:t xml:space="preserve">Outcome review and feedback to the pricing guide (3 hours).</w:t>
       </w:r>
     </w:p>
     <w:p>
       <w:pPr/>
       <w:r>
-        <w:t xml:space="preserve">The company pays for the certification exam, renewals and CEUs. Uncertified coders get exam preparation support and a target exam date.</w:t>
+        <w:t xml:space="preserve">If Model B is adopted later, add a 4-hour module on building bundles and the Bundle QA checklist.</w:t>
       </w:r>
     </w:p>
     <w:p>
@@ -3166,205 +4210,211 @@
         <w:pStyle w:val="Heading3"/>
       </w:pPr>
       <w:r>
-        <w:t xml:space="preserve">A2. IDR Packet and Offer Strategy</w:t>
-      </w:r>
-    </w:p>
-    <w:p>
-      <w:pPr>
-        <w:pStyle w:val="ListParagraph"/>
-        <w:numPr>
-          <w:ilvl w:val="0"/>
-          <w:numId w:val="12"/>
-        </w:numPr>
-      </w:pPr>
-      <w:r>
-        <w:t xml:space="preserve">The IDR timeline and every Gateway action (2 hours).</w:t>
-      </w:r>
-    </w:p>
-    <w:p>
-      <w:pPr>
-        <w:pStyle w:val="ListParagraph"/>
-        <w:numPr>
-          <w:ilvl w:val="0"/>
-          <w:numId w:val="12"/>
-        </w:numPr>
-      </w:pPr>
-      <w:r>
-        <w:t xml:space="preserve">Batching rules: same payer, same or similar service codes, within the allowed window (2 hours).</w:t>
-      </w:r>
-    </w:p>
-    <w:p>
-      <w:pPr>
-        <w:pStyle w:val="ListParagraph"/>
-        <w:numPr>
-          <w:ilvl w:val="0"/>
-          <w:numId w:val="12"/>
-        </w:numPr>
-      </w:pPr>
-      <w:r>
-        <w:t xml:space="preserve">IDR entity selection and objections (2 hours).</w:t>
-      </w:r>
-    </w:p>
-    <w:p>
-      <w:pPr>
-        <w:pStyle w:val="ListParagraph"/>
-        <w:numPr>
-          <w:ilvl w:val="0"/>
-          <w:numId w:val="12"/>
-        </w:numPr>
-      </w:pPr>
-      <w:r>
-        <w:t xml:space="preserve">Setting offers with the pricing guide and outcome data (3 hours).</w:t>
-      </w:r>
-    </w:p>
-    <w:p>
-      <w:pPr>
-        <w:pStyle w:val="ListParagraph"/>
-        <w:numPr>
-          <w:ilvl w:val="0"/>
-          <w:numId w:val="12"/>
-        </w:numPr>
-      </w:pPr>
-      <w:r>
-        <w:t xml:space="preserve">Writing the packet: answering the QPA and the additional factors (acuity, complexity, good-faith negotiation) (4 hours).</w:t>
-      </w:r>
-    </w:p>
-    <w:p>
-      <w:pPr>
-        <w:pStyle w:val="ListParagraph"/>
-        <w:numPr>
-          <w:ilvl w:val="0"/>
-          <w:numId w:val="12"/>
-        </w:numPr>
-      </w:pPr>
-      <w:r>
-        <w:t xml:space="preserve">US desk tickets, determinations logging and outcome review (3 hours).</w:t>
+        <w:t xml:space="preserve">A3. Medical Terminology</w:t>
+      </w:r>
+    </w:p>
+    <w:p>
+      <w:pPr>
+        <w:pStyle w:val="ListParagraph"/>
+        <w:numPr>
+          <w:ilvl w:val="0"/>
+          <w:numId w:val="18"/>
+        </w:numPr>
+      </w:pPr>
+      <w:r>
+        <w:t xml:space="preserve">Anatomy and body systems for the ER (3 hours).</w:t>
+      </w:r>
+    </w:p>
+    <w:p>
+      <w:pPr>
+        <w:pStyle w:val="ListParagraph"/>
+        <w:numPr>
+          <w:ilvl w:val="0"/>
+          <w:numId w:val="18"/>
+        </w:numPr>
+      </w:pPr>
+      <w:r>
+        <w:t xml:space="preserve">ER clinical terms and abbreviations (3 hours).</w:t>
+      </w:r>
+    </w:p>
+    <w:p>
+      <w:pPr>
+        <w:pStyle w:val="ListParagraph"/>
+        <w:numPr>
+          <w:ilvl w:val="0"/>
+          <w:numId w:val="18"/>
+        </w:numPr>
+      </w:pPr>
+      <w:r>
+        <w:t xml:space="preserve">Reading complex charts: workup, procedures and disposition (3 hours).</w:t>
+      </w:r>
+    </w:p>
+    <w:p>
+      <w:pPr>
+        <w:pStyle w:val="ListParagraph"/>
+        <w:numPr>
+          <w:ilvl w:val="0"/>
+          <w:numId w:val="18"/>
+        </w:numPr>
+      </w:pPr>
+      <w:r>
+        <w:t xml:space="preserve">Using terminology in coding, appeals and medical-necessity reports (3 hours).</w:t>
+      </w:r>
+    </w:p>
+    <w:p>
+      <w:pPr>
+        <w:pStyle w:val="Heading3"/>
+      </w:pPr>
+      <w:r>
+        <w:t xml:space="preserve">A4. Billing Strategy</w:t>
+      </w:r>
+    </w:p>
+    <w:p>
+      <w:pPr>
+        <w:pStyle w:val="ListParagraph"/>
+        <w:numPr>
+          <w:ilvl w:val="0"/>
+          <w:numId w:val="19"/>
+        </w:numPr>
+      </w:pPr>
+      <w:r>
+        <w:t xml:space="preserve">Payer billing rules and claim-form strategy (3 hours).</w:t>
+      </w:r>
+    </w:p>
+    <w:p>
+      <w:pPr>
+        <w:pStyle w:val="ListParagraph"/>
+        <w:numPr>
+          <w:ilvl w:val="0"/>
+          <w:numId w:val="19"/>
+        </w:numPr>
+      </w:pPr>
+      <w:r>
+        <w:t xml:space="preserve">Timely-filing strategy (2 hours).</w:t>
+      </w:r>
+    </w:p>
+    <w:p>
+      <w:pPr>
+        <w:pStyle w:val="ListParagraph"/>
+        <w:numPr>
+          <w:ilvl w:val="0"/>
+          <w:numId w:val="19"/>
+        </w:numPr>
+      </w:pPr>
+      <w:r>
+        <w:t xml:space="preserve">Edits, denial patterns and denial prevention (3 hours).</w:t>
+      </w:r>
+    </w:p>
+    <w:p>
+      <w:pPr>
+        <w:pStyle w:val="ListParagraph"/>
+        <w:numPr>
+          <w:ilvl w:val="0"/>
+          <w:numId w:val="19"/>
+        </w:numPr>
+      </w:pPr>
+      <w:r>
+        <w:t xml:space="preserve">The billing rule library and upstream fixes (2 hours).</w:t>
+      </w:r>
+    </w:p>
+    <w:p>
+      <w:pPr>
+        <w:pStyle w:val="ListParagraph"/>
+        <w:numPr>
+          <w:ilvl w:val="0"/>
+          <w:numId w:val="19"/>
+        </w:numPr>
+      </w:pPr>
+      <w:r>
+        <w:t xml:space="preserve">Building a denial-prevention plan for one payer (2 hours).</w:t>
+      </w:r>
+    </w:p>
+    <w:p>
+      <w:pPr>
+        <w:pStyle w:val="Heading3"/>
+      </w:pPr>
+      <w:r>
+        <w:t xml:space="preserve">A5. Innovation</w:t>
+      </w:r>
+    </w:p>
+    <w:p>
+      <w:pPr>
+        <w:pStyle w:val="ListParagraph"/>
+        <w:numPr>
+          <w:ilvl w:val="0"/>
+          <w:numId w:val="20"/>
+        </w:numPr>
+      </w:pPr>
+      <w:r>
+        <w:t xml:space="preserve">Finding and sizing an improvement: hours, errors, deadlines (2 hours).</w:t>
+      </w:r>
+    </w:p>
+    <w:p>
+      <w:pPr>
+        <w:pStyle w:val="ListParagraph"/>
+        <w:numPr>
+          <w:ilvl w:val="0"/>
+          <w:numId w:val="20"/>
+        </w:numPr>
+      </w:pPr>
+      <w:r>
+        <w:t xml:space="preserve">ClickUp automations (2 hours).</w:t>
+      </w:r>
+    </w:p>
+    <w:p>
+      <w:pPr>
+        <w:pStyle w:val="ListParagraph"/>
+        <w:numPr>
+          <w:ilvl w:val="0"/>
+          <w:numId w:val="20"/>
+        </w:numPr>
+      </w:pPr>
+      <w:r>
+        <w:t xml:space="preserve">AI prompts and the approved prompt library process (2 hours).</w:t>
+      </w:r>
+    </w:p>
+    <w:p>
+      <w:pPr>
+        <w:pStyle w:val="ListParagraph"/>
+        <w:numPr>
+          <w:ilvl w:val="0"/>
+          <w:numId w:val="20"/>
+        </w:numPr>
+      </w:pPr>
+      <w:r>
+        <w:t xml:space="preserve">IDR Prep Studio improvements and process redesign (2 hours).</w:t>
+      </w:r>
+    </w:p>
+    <w:p>
+      <w:pPr>
+        <w:pStyle w:val="ListParagraph"/>
+        <w:numPr>
+          <w:ilvl w:val="0"/>
+          <w:numId w:val="20"/>
+        </w:numPr>
+      </w:pPr>
+      <w:r>
+        <w:t xml:space="preserve">Measuring results and presenting to the panel (2 hours).</w:t>
       </w:r>
     </w:p>
     <w:p>
       <w:pPr/>
       <w:r>
-        <w:t xml:space="preserve">Under Model C, the proposed model, add a 2-hour module on preparing disputes in the IDR Prep Studio, the copy desk the US team files from. If Model B is adopted later, add a 4-hour module on building bundles and the Bundle QA checklist.</w:t>
-      </w:r>
-    </w:p>
-    <w:p>
-      <w:pPr>
-        <w:pStyle w:val="Heading3"/>
-      </w:pPr>
-      <w:r>
-        <w:t xml:space="preserve">A3. MVA and Adjuster Negotiation</w:t>
-      </w:r>
-    </w:p>
-    <w:p>
-      <w:pPr>
-        <w:pStyle w:val="ListParagraph"/>
-        <w:numPr>
-          <w:ilvl w:val="0"/>
-          <w:numId w:val="13"/>
-        </w:numPr>
-      </w:pPr>
-      <w:r>
-        <w:t xml:space="preserve">Order of coverage: auto, PIP, MedPay, health and liability (3 hours).</w:t>
-      </w:r>
-    </w:p>
-    <w:p>
-      <w:pPr>
-        <w:pStyle w:val="ListParagraph"/>
-        <w:numPr>
-          <w:ilvl w:val="0"/>
-          <w:numId w:val="13"/>
-        </w:numPr>
-      </w:pPr>
-      <w:r>
-        <w:t xml:space="preserve">Carrier filing limits, liens and attorney correspondence (3 hours).</w:t>
-      </w:r>
-    </w:p>
-    <w:p>
-      <w:pPr>
-        <w:pStyle w:val="ListParagraph"/>
-        <w:numPr>
-          <w:ilvl w:val="0"/>
-          <w:numId w:val="13"/>
-        </w:numPr>
-      </w:pPr>
-      <w:r>
-        <w:t xml:space="preserve">Records release and valid authorization (1 hour).</w:t>
-      </w:r>
-    </w:p>
-    <w:p>
-      <w:pPr>
-        <w:pStyle w:val="ListParagraph"/>
-        <w:numPr>
-          <w:ilvl w:val="0"/>
-          <w:numId w:val="13"/>
-        </w:numPr>
-      </w:pPr>
-      <w:r>
-        <w:t xml:space="preserve">Adjuster negotiation role-plays (3 hours).</w:t>
-      </w:r>
-    </w:p>
-    <w:p>
-      <w:pPr>
-        <w:pStyle w:val="Heading3"/>
-      </w:pPr>
-      <w:r>
-        <w:t xml:space="preserve">A4. Payer Strategy</w:t>
-      </w:r>
-    </w:p>
-    <w:p>
-      <w:pPr>
-        <w:pStyle w:val="ListParagraph"/>
-        <w:numPr>
-          <w:ilvl w:val="0"/>
-          <w:numId w:val="14"/>
-        </w:numPr>
-      </w:pPr>
-      <w:r>
-        <w:t xml:space="preserve">Reading outcome data: QPA patterns, settlements and IDR entity results by payer (3 hours).</w:t>
-      </w:r>
-    </w:p>
-    <w:p>
-      <w:pPr>
-        <w:pStyle w:val="ListParagraph"/>
-        <w:numPr>
-          <w:ilvl w:val="0"/>
-          <w:numId w:val="14"/>
-        </w:numPr>
-      </w:pPr>
-      <w:r>
-        <w:t xml:space="preserve">Building a payer playbook: offer ranges, negotiation behavior, escalation contacts (3 hours).</w:t>
-      </w:r>
-    </w:p>
-    <w:p>
-      <w:pPr>
-        <w:pStyle w:val="ListParagraph"/>
-        <w:numPr>
-          <w:ilvl w:val="0"/>
-          <w:numId w:val="14"/>
-        </w:numPr>
-      </w:pPr>
-      <w:r>
-        <w:t xml:space="preserve">Turning data into recommendations and measuring their effect (3 hours).</w:t>
-      </w:r>
-    </w:p>
-    <w:p>
-      <w:pPr>
-        <w:pStyle w:val="ListParagraph"/>
-        <w:numPr>
-          <w:ilvl w:val="0"/>
-          <w:numId w:val="14"/>
-        </w:numPr>
-      </w:pPr>
-      <w:r>
-        <w:t xml:space="preserve">Presenting to the specialty group and the leadership board (3 hours).</w:t>
-      </w:r>
-    </w:p>
-    <w:p>
-      <w:pPr>
-        <w:pStyle w:val="Heading3"/>
-      </w:pPr>
-      <w:r>
-        <w:t xml:space="preserve">Trainer and assessor certification</w:t>
+        <w:rPr>
+          <w:b/>
+        </w:rPr>
+        <w:t xml:space="preserve">Course materials</w:t>
+      </w:r>
+      <w:r>
+        <w:t xml:space="preserve"> for each badge: a trainer guide, slides, a scenario bank, the QA checklist from the QA department, and a ClickUp supervised-production template. The chair approves every update to them.</w:t>
+      </w:r>
+    </w:p>
+    <w:p>
+      <w:pPr>
+        <w:pStyle w:val="Heading2"/>
+      </w:pPr>
+      <w:r>
+        <w:t xml:space="preserve">Trainer and assessor training</w:t>
       </w:r>
     </w:p>
     <w:p>
@@ -3584,7 +4634,111 @@
     <w:p>
       <w:pPr/>
       <w:r>
-        <w:t xml:space="preserve">Completing a course makes a person eligible to apply; it does not guarantee a post. Seats are filled by internal posting first, with the committee shortlisting and the director and assistant directors approving.</w:t>
+        <w:t xml:space="preserve">Completing a course makes a person eligible to apply; it does not guarantee a post. A post also needs the L5 badge set and the L5 leveling test. Seats are filled by internal posting first, with the committee shortlisting and the director and assistant directors approving.</w:t>
+      </w:r>
+    </w:p>
+    <w:p>
+      <w:pPr>
+        <w:pStyle w:val="Heading2"/>
+      </w:pPr>
+      <w:r>
+        <w:t xml:space="preserve">Leveling tests (L3, L4, L5)</w:t>
+      </w:r>
+    </w:p>
+    <w:p>
+      <w:pPr/>
+      <w:r>
+        <w:t xml:space="preserve">Badges make a member eligible for L3, L4 and L5; a leveling test decides the move. Tests run in the quarterly test windows, and members enrol at least 4 weeks before.</w:t>
+      </w:r>
+    </w:p>
+    <w:p>
+      <w:pPr>
+        <w:pStyle w:val="ListParagraph"/>
+        <w:numPr>
+          <w:ilvl w:val="0"/>
+          <w:numId w:val="21"/>
+        </w:numPr>
+      </w:pPr>
+      <w:r>
+        <w:rPr>
+          <w:b/>
+        </w:rPr>
+        <w:t xml:space="preserve">Eligibility:</w:t>
+      </w:r>
+      <w:r>
+        <w:t xml:space="preserve"> the level's full badge set: all 5 C and all 5 B badges, plus at least 1 A (L3), 3 A (L4) or 4 A (L5).</w:t>
+      </w:r>
+    </w:p>
+    <w:p>
+      <w:pPr>
+        <w:pStyle w:val="ListParagraph"/>
+        <w:numPr>
+          <w:ilvl w:val="0"/>
+          <w:numId w:val="21"/>
+        </w:numPr>
+      </w:pPr>
+      <w:r>
+        <w:rPr>
+          <w:b/>
+        </w:rPr>
+        <w:t xml:space="preserve">The test:</w:t>
+      </w:r>
+      <w:r>
+        <w:t xml:space="preserve"> a case-based exam across the level's badges, scored by a Badge Panel.</w:t>
+      </w:r>
+    </w:p>
+    <w:p>
+      <w:pPr>
+        <w:pStyle w:val="ListParagraph"/>
+        <w:numPr>
+          <w:ilvl w:val="0"/>
+          <w:numId w:val="21"/>
+        </w:numPr>
+      </w:pPr>
+      <w:r>
+        <w:rPr>
+          <w:b/>
+        </w:rPr>
+        <w:t xml:space="preserve">6-month review:</w:t>
+      </w:r>
+      <w:r>
+        <w:t xml:space="preserve"> QA of 95% or higher (L3) or 97% or higher (L4 and L5) over the last 6 months, and zero missed deadlines.</w:t>
+      </w:r>
+    </w:p>
+    <w:p>
+      <w:pPr>
+        <w:pStyle w:val="ListParagraph"/>
+        <w:numPr>
+          <w:ilvl w:val="0"/>
+          <w:numId w:val="21"/>
+        </w:numPr>
+      </w:pPr>
+      <w:r>
+        <w:rPr>
+          <w:b/>
+        </w:rPr>
+        <w:t xml:space="preserve">L5 only:</w:t>
+      </w:r>
+      <w:r>
+        <w:t xml:space="preserve"> a coaching assessment for team lead or a leadership assessment for manager (see Leadership track), and a team lead or manager post through internal posting.</w:t>
+      </w:r>
+    </w:p>
+    <w:p>
+      <w:pPr>
+        <w:pStyle w:val="ListParagraph"/>
+        <w:numPr>
+          <w:ilvl w:val="0"/>
+          <w:numId w:val="21"/>
+        </w:numPr>
+      </w:pPr>
+      <w:r>
+        <w:rPr>
+          <w:b/>
+        </w:rPr>
+        <w:t xml:space="preserve">A fail:</w:t>
+      </w:r>
+      <w:r>
+        <w:t xml:space="preserve"> the panel writes down the gaps, and the member can retake the test in a later window.</w:t>
       </w:r>
     </w:p>
     <w:p>
@@ -3615,7 +4769,7 @@
         <w:pStyle w:val="ListParagraph"/>
         <w:numPr>
           <w:ilvl w:val="0"/>
-          <w:numId w:val="15"/>
+          <w:numId w:val="22"/>
         </w:numPr>
       </w:pPr>
       <w:r>
@@ -3633,7 +4787,7 @@
         <w:pStyle w:val="ListParagraph"/>
         <w:numPr>
           <w:ilvl w:val="0"/>
-          <w:numId w:val="15"/>
+          <w:numId w:val="22"/>
         </w:numPr>
       </w:pPr>
       <w:r>
@@ -3651,7 +4805,7 @@
         <w:pStyle w:val="ListParagraph"/>
         <w:numPr>
           <w:ilvl w:val="0"/>
-          <w:numId w:val="15"/>
+          <w:numId w:val="22"/>
         </w:numPr>
       </w:pPr>
       <w:r>
@@ -3669,7 +4823,7 @@
         <w:pStyle w:val="ListParagraph"/>
         <w:numPr>
           <w:ilvl w:val="0"/>
-          <w:numId w:val="15"/>
+          <w:numId w:val="22"/>
         </w:numPr>
       </w:pPr>
       <w:r>
@@ -3687,7 +4841,7 @@
         <w:pStyle w:val="ListParagraph"/>
         <w:numPr>
           <w:ilvl w:val="0"/>
-          <w:numId w:val="15"/>
+          <w:numId w:val="22"/>
         </w:numPr>
       </w:pPr>
       <w:r>
@@ -3729,7 +4883,7 @@
         <w:pStyle w:val="ListParagraph"/>
         <w:numPr>
           <w:ilvl w:val="0"/>
-          <w:numId w:val="16"/>
+          <w:numId w:val="23"/>
         </w:numPr>
       </w:pPr>
       <w:r>
@@ -3741,7 +4895,7 @@
         <w:pStyle w:val="ListParagraph"/>
         <w:numPr>
           <w:ilvl w:val="0"/>
-          <w:numId w:val="16"/>
+          <w:numId w:val="23"/>
         </w:numPr>
       </w:pPr>
       <w:r>
@@ -3753,7 +4907,7 @@
         <w:pStyle w:val="ListParagraph"/>
         <w:numPr>
           <w:ilvl w:val="0"/>
-          <w:numId w:val="16"/>
+          <w:numId w:val="23"/>
         </w:numPr>
       </w:pPr>
       <w:r>
@@ -3765,7 +4919,19 @@
         <w:pStyle w:val="ListParagraph"/>
         <w:numPr>
           <w:ilvl w:val="0"/>
-          <w:numId w:val="16"/>
+          <w:numId w:val="23"/>
+        </w:numPr>
+      </w:pPr>
+      <w:r>
+        <w:t xml:space="preserve">Counts are rounded up to whole badges. L1 holds 5 badges (probation at 2 lost, termination at 3); L2 holds 8 (2 / 4); L3 holds 11 (3 / 6); L4 holds 13 (4 / 7); L5 holds 14 (4 / 7).</w:t>
+      </w:r>
+    </w:p>
+    <w:p>
+      <w:pPr>
+        <w:pStyle w:val="ListParagraph"/>
+        <w:numPr>
+          <w:ilvl w:val="0"/>
+          <w:numId w:val="23"/>
         </w:numPr>
       </w:pPr>
       <w:r>
@@ -3777,7 +4943,7 @@
         <w:pStyle w:val="ListParagraph"/>
         <w:numPr>
           <w:ilvl w:val="0"/>
-          <w:numId w:val="16"/>
+          <w:numId w:val="23"/>
         </w:numPr>
       </w:pPr>
       <w:r>
@@ -3798,43 +4964,73 @@
         <w:pStyle w:val="ListParagraph"/>
         <w:numPr>
           <w:ilvl w:val="0"/>
-          <w:numId w:val="17"/>
-        </w:numPr>
-      </w:pPr>
-      <w:r>
-        <w:t xml:space="preserve">At quarter end, after the test window, ClickUp lists everyone who meets the badge and performance requirements for the next level.</w:t>
-      </w:r>
-    </w:p>
-    <w:p>
-      <w:pPr>
-        <w:pStyle w:val="ListParagraph"/>
-        <w:numPr>
-          <w:ilvl w:val="0"/>
-          <w:numId w:val="17"/>
-        </w:numPr>
-      </w:pPr>
-      <w:r>
-        <w:t xml:space="preserve">The chair and 2 managers from outside each person's team confirm every case.</w:t>
-      </w:r>
-    </w:p>
-    <w:p>
-      <w:pPr>
-        <w:pStyle w:val="ListParagraph"/>
-        <w:numPr>
-          <w:ilvl w:val="0"/>
-          <w:numId w:val="17"/>
-        </w:numPr>
-      </w:pPr>
-      <w:r>
-        <w:t xml:space="preserve">Promotions take effect on the first day of the next month, with the new portfolio tier and a guaranteed raise starting the same day.</w:t>
-      </w:r>
-    </w:p>
-    <w:p>
-      <w:pPr>
-        <w:pStyle w:val="ListParagraph"/>
-        <w:numPr>
-          <w:ilvl w:val="0"/>
-          <w:numId w:val="17"/>
+          <w:numId w:val="24"/>
+        </w:numPr>
+      </w:pPr>
+      <w:r>
+        <w:rPr>
+          <w:b/>
+        </w:rPr>
+        <w:t xml:space="preserve">L1 and L2 are automatic.</w:t>
+      </w:r>
+      <w:r>
+        <w:t xml:space="preserve"> At quarter end, after the test window, ClickUp lists everyone who now holds the L1 or L2 badge set. They move up at that window, with no minimum time in level.</w:t>
+      </w:r>
+    </w:p>
+    <w:p>
+      <w:pPr>
+        <w:pStyle w:val="ListParagraph"/>
+        <w:numPr>
+          <w:ilvl w:val="0"/>
+          <w:numId w:val="24"/>
+        </w:numPr>
+      </w:pPr>
+      <w:r>
+        <w:rPr>
+          <w:b/>
+        </w:rPr>
+        <w:t xml:space="preserve">L3, L4 and L5 need a leveling test.</w:t>
+      </w:r>
+      <w:r>
+        <w:t xml:space="preserve"> The chair and 2 managers from outside each person's team confirm every pass.</w:t>
+      </w:r>
+    </w:p>
+    <w:p>
+      <w:pPr>
+        <w:pStyle w:val="ListParagraph"/>
+        <w:numPr>
+          <w:ilvl w:val="0"/>
+          <w:numId w:val="24"/>
+        </w:numPr>
+      </w:pPr>
+      <w:r>
+        <w:rPr>
+          <w:b/>
+        </w:rPr>
+        <w:t xml:space="preserve">Annual top 10%.</w:t>
+      </w:r>
+      <w:r>
+        <w:t xml:space="preserve"> Every December, members are ranked within their level on the year's KPIs. The top 10% earn any badges of their current level they don't yet hold. An L2 in the top 10% moves to L3 without the leveling test, keeps the level, and earns any missing L3 badges in the next 12 months.</w:t>
+      </w:r>
+    </w:p>
+    <w:p>
+      <w:pPr>
+        <w:pStyle w:val="ListParagraph"/>
+        <w:numPr>
+          <w:ilvl w:val="0"/>
+          <w:numId w:val="24"/>
+        </w:numPr>
+      </w:pPr>
+      <w:r>
+        <w:t xml:space="preserve">Promotions take effect on the first day of the next month, with the new portfolio tier and a guaranteed raise starting the same day: L0 to L1 +5%, L1 to L2 +10%, L2 to L3 +12%, L3 to L4 +12%, to Team Lead +8%, to Manager +15%, or the new band minimum if higher.</w:t>
+      </w:r>
+    </w:p>
+    <w:p>
+      <w:pPr>
+        <w:pStyle w:val="ListParagraph"/>
+        <w:numPr>
+          <w:ilvl w:val="0"/>
+          <w:numId w:val="24"/>
         </w:numPr>
       </w:pPr>
       <w:r>
@@ -3987,7 +5183,7 @@
           <w:p>
             <w:pPr/>
             <w:r>
-              <w:t xml:space="preserve">Appoint the chair and members; certify trainers and assessors; publish the curriculum and the 2026 KPI ranking method</w:t>
+              <w:t xml:space="preserve">Appoint the chair and members; train trainers and assessors; publish the curriculum for the 15 badges, the leveling tests and the 2026 KPI ranking method</w:t>
             </w:r>
           </w:p>
         </w:tc>
@@ -4158,7 +5354,7 @@
           <w:p>
             <w:pPr/>
             <w:r>
-              <w:t xml:space="preserve">Top 10% receive role badges; bottom 10% join the Academy at L1; the rest take the optional skill assessment and role badge tests in the February or March window</w:t>
+              <w:t xml:space="preserve">Top 10% receive their role badges; bottom 10% join the Academy at L1; the rest take the optional skill assessment and role badge tests in the February or March window. Role badges: Negotiator C2, C5, B2, B5, A2; Coder C1, C5, B1, A3; Biller C1, C2, C3, C4, B5, plus B3 for MVA or workers' comp; Senior the role badges of their specialty</w:t>
             </w:r>
           </w:p>
         </w:tc>
@@ -4182,64 +5378,121 @@
           <w:p>
             <w:pPr/>
             <w:r>
-              <w:t xml:space="preserve">2 · Core skills</w:t>
-            </w:r>
-          </w:p>
-        </w:tc>
-        <w:tc>
-          <w:tcPr>
-            <w:tcW w:w="1872" w:type="dxa"/>
-          </w:tcPr>
-          <w:p>
-            <w:pPr/>
-            <w:r>
-              <w:t xml:space="preserve">Apr–Jun 2027</w:t>
-            </w:r>
-          </w:p>
-        </w:tc>
-        <w:tc>
-          <w:tcPr>
-            <w:tcW w:w="1872" w:type="dxa"/>
-          </w:tcPr>
-          <w:p>
-            <w:pPr/>
-            <w:r>
-              <w:t xml:space="preserve">Anyone missing a core badge</w:t>
-            </w:r>
-          </w:p>
-        </w:tc>
-        <w:tc>
-          <w:tcPr>
-            <w:tcW w:w="1872" w:type="dxa"/>
-          </w:tcPr>
-          <w:p>
-            <w:pPr/>
-            <w:r>
-              <w:t xml:space="preserve">Billers learn C2; negotiators and coders learn C1, C3 and C4; 4 protected hours a week</w:t>
-            </w:r>
-          </w:p>
-        </w:tc>
-        <w:tc>
-          <w:tcPr>
-            <w:tcW w:w="1872" w:type="dxa"/>
-          </w:tcPr>
-          <w:p>
-            <w:pPr/>
-            <w:r>
-              <w:t xml:space="preserve">All 5 core badges by June 30, 2027</w:t>
-            </w:r>
-          </w:p>
-        </w:tc>
-      </w:tr>
-      <w:tr>
-        <w:tc>
-          <w:tcPr>
-            <w:tcW w:w="1872" w:type="dxa"/>
-          </w:tcPr>
-          <w:p>
-            <w:pPr/>
-            <w:r>
-              <w:t xml:space="preserve">3 · Advanced</w:t>
+              <w:t xml:space="preserve">2 · Cross-training</w:t>
+            </w:r>
+          </w:p>
+        </w:tc>
+        <w:tc>
+          <w:tcPr>
+            <w:tcW w:w="1872" w:type="dxa"/>
+          </w:tcPr>
+          <w:p>
+            <w:pPr/>
+            <w:r>
+              <w:t xml:space="preserve">Apr–Dec 2027</w:t>
+            </w:r>
+          </w:p>
+        </w:tc>
+        <w:tc>
+          <w:tcPr>
+            <w:tcW w:w="1872" w:type="dxa"/>
+          </w:tcPr>
+          <w:p>
+            <w:pPr/>
+            <w:r>
+              <w:t xml:space="preserve">Anyone missing a badge for their level</w:t>
+            </w:r>
+          </w:p>
+        </w:tc>
+        <w:tc>
+          <w:tcPr>
+            <w:tcW w:w="1872" w:type="dxa"/>
+          </w:tcPr>
+          <w:p>
+            <w:pPr/>
+            <w:r>
+              <w:t xml:space="preserve">Cross-training toward the level's full badge set, C badges first; 4 protected hours a week</w:t>
+            </w:r>
+          </w:p>
+        </w:tc>
+        <w:tc>
+          <w:tcPr>
+            <w:tcW w:w="1872" w:type="dxa"/>
+          </w:tcPr>
+          <w:p>
+            <w:pPr/>
+            <w:r>
+              <w:t xml:space="preserve">All 5 C badges by June 30, 2027; the level's full badge set by December 31, 2027</w:t>
+            </w:r>
+          </w:p>
+        </w:tc>
+      </w:tr>
+      <w:tr>
+        <w:tc>
+          <w:tcPr>
+            <w:tcW w:w="1872" w:type="dxa"/>
+          </w:tcPr>
+          <w:p>
+            <w:pPr/>
+            <w:r>
+              <w:t xml:space="preserve">Leaders</w:t>
+            </w:r>
+          </w:p>
+        </w:tc>
+        <w:tc>
+          <w:tcPr>
+            <w:tcW w:w="1872" w:type="dxa"/>
+          </w:tcPr>
+          <w:p>
+            <w:pPr/>
+            <w:r>
+              <w:t xml:space="preserve">Apr–Dec 2027</w:t>
+            </w:r>
+          </w:p>
+        </w:tc>
+        <w:tc>
+          <w:tcPr>
+            <w:tcW w:w="1872" w:type="dxa"/>
+          </w:tcPr>
+          <w:p>
+            <w:pPr/>
+            <w:r>
+              <w:t xml:space="preserve">Current team leads and managers</w:t>
+            </w:r>
+          </w:p>
+        </w:tc>
+        <w:tc>
+          <w:tcPr>
+            <w:tcW w:w="1872" w:type="dxa"/>
+          </w:tcPr>
+          <w:p>
+            <w:pPr/>
+            <w:r>
+              <w:t xml:space="preserve">The L5 badge set, with Academy support</w:t>
+            </w:r>
+          </w:p>
+        </w:tc>
+        <w:tc>
+          <w:tcPr>
+            <w:tcW w:w="1872" w:type="dxa"/>
+          </w:tcPr>
+          <w:p>
+            <w:pPr/>
+            <w:r>
+              <w:t xml:space="preserve">Full L5 badge set by December 31, 2027</w:t>
+            </w:r>
+          </w:p>
+        </w:tc>
+      </w:tr>
+      <w:tr>
+        <w:tc>
+          <w:tcPr>
+            <w:tcW w:w="1872" w:type="dxa"/>
+          </w:tcPr>
+          <w:p>
+            <w:pPr/>
+            <w:r>
+              <w:t xml:space="preserve">3 · A badges</w:t>
             </w:r>
           </w:p>
         </w:tc>
@@ -4272,18 +5525,18 @@
           <w:p>
             <w:pPr/>
             <w:r>
-              <w:t xml:space="preserve">A1, A2, A3 and A4 cohorts, set from the team badge grid</w:t>
-            </w:r>
-          </w:p>
-        </w:tc>
-        <w:tc>
-          <w:tcPr>
-            <w:tcW w:w="1872" w:type="dxa"/>
-          </w:tcPr>
-          <w:p>
-            <w:pPr/>
-            <w:r>
-              <w:t xml:space="preserve">At least 2 holders of every badge in every team</w:t>
+              <w:t xml:space="preserve">A1 to A5 cohorts, set from the team badge grid</w:t>
+            </w:r>
+          </w:p>
+        </w:tc>
+        <w:tc>
+          <w:tcPr>
+            <w:tcW w:w="1872" w:type="dxa"/>
+          </w:tcPr>
+          <w:p>
+            <w:pPr/>
+            <w:r>
+              <w:t xml:space="preserve">At least 2 holders of every B and A badge in every team</w:t>
             </w:r>
           </w:p>
         </w:tc>
@@ -4329,18 +5582,18 @@
           <w:p>
             <w:pPr/>
             <w:r>
-              <w:t xml:space="preserve">2-week onboarding, then the L1 path</w:t>
-            </w:r>
-          </w:p>
-        </w:tc>
-        <w:tc>
-          <w:tcPr>
-            <w:tcW w:w="1872" w:type="dxa"/>
-          </w:tcPr>
-          <w:p>
-            <w:pPr/>
-            <w:r>
-              <w:t xml:space="preserve">On track for L2 at 6 months</w:t>
+              <w:t xml:space="preserve">2-week onboarding at L0, then the C badges</w:t>
+            </w:r>
+          </w:p>
+        </w:tc>
+        <w:tc>
+          <w:tcPr>
+            <w:tcW w:w="1872" w:type="dxa"/>
+          </w:tcPr>
+          <w:p>
+            <w:pPr/>
+            <w:r>
+              <w:t xml:space="preserve">L1 at about 6 months</w:t>
             </w:r>
           </w:p>
         </w:tc>
@@ -4497,7 +5750,7 @@
           <w:p>
             <w:pPr/>
             <w:r>
-              <w:t xml:space="preserve">Test window in the last two weeks of March, June, September and December; promotion panel; assessor calibration; team lead rotation</w:t>
+              <w:t xml:space="preserve">Test window in the last two weeks of March, June, September and December, with the leveling tests; automatic L1 and L2 moves; promotion panel; assessor calibration; team lead rotation</w:t>
             </w:r>
           </w:p>
         </w:tc>
@@ -4567,7 +5820,7 @@
           <w:p>
             <w:pPr/>
             <w:r>
-              <w:t xml:space="preserve">Curriculum review against changes in rules, payers and coding guidelines; committee renewal</w:t>
+              <w:t xml:space="preserve">Annual top-10% ranking within each level (December); curriculum review against changes in rules, payers and coding guidelines; committee renewal</w:t>
             </w:r>
           </w:p>
         </w:tc>
@@ -4659,7 +5912,7 @@
           <w:p>
             <w:pPr/>
             <w:r>
-              <w:t xml:space="preserve">Specialists holding all 5 core badges</w:t>
+              <w:t xml:space="preserve">Specialists holding all 5 C badges</w:t>
             </w:r>
           </w:p>
         </w:tc>
@@ -4694,7 +5947,7 @@
           <w:p>
             <w:pPr/>
             <w:r>
-              <w:t xml:space="preserve">Teams with 2 or more holders of every badge</w:t>
+              <w:t xml:space="preserve">Members holding their level's full badge set</w:t>
             </w:r>
           </w:p>
         </w:tc>
@@ -4705,6 +5958,41 @@
           <w:p>
             <w:pPr/>
             <w:r>
+              <w:t xml:space="preserve">100% by December 31, 2027</w:t>
+            </w:r>
+          </w:p>
+        </w:tc>
+        <w:tc>
+          <w:tcPr>
+            <w:tcW w:w="3120" w:type="dxa"/>
+          </w:tcPr>
+          <w:p>
+            <w:pPr/>
+            <w:r>
+              <w:t xml:space="preserve">Monthly</w:t>
+            </w:r>
+          </w:p>
+        </w:tc>
+      </w:tr>
+      <w:tr>
+        <w:tc>
+          <w:tcPr>
+            <w:tcW w:w="3120" w:type="dxa"/>
+          </w:tcPr>
+          <w:p>
+            <w:pPr/>
+            <w:r>
+              <w:t xml:space="preserve">Teams with 2+ holders of every B and A badge</w:t>
+            </w:r>
+          </w:p>
+        </w:tc>
+        <w:tc>
+          <w:tcPr>
+            <w:tcW w:w="3120" w:type="dxa"/>
+          </w:tcPr>
+          <w:p>
+            <w:pPr/>
+            <w:r>
               <w:t xml:space="preserve">100%; no gap open for more than 30 days</w:t>
             </w:r>
           </w:p>
@@ -4764,7 +6052,7 @@
           <w:p>
             <w:pPr/>
             <w:r>
-              <w:t xml:space="preserve">New hires reaching L2 within 6 months</w:t>
+              <w:t xml:space="preserve">New hires reaching L1 within 6 months</w:t>
             </w:r>
           </w:p>
         </w:tc>
@@ -5121,7 +6409,7 @@
         <w:pStyle w:val="ListParagraph"/>
         <w:numPr>
           <w:ilvl w:val="0"/>
-          <w:numId w:val="18"/>
+          <w:numId w:val="25"/>
         </w:numPr>
       </w:pPr>
       <w:r>
@@ -5133,7 +6421,7 @@
         <w:pStyle w:val="ListParagraph"/>
         <w:numPr>
           <w:ilvl w:val="0"/>
-          <w:numId w:val="18"/>
+          <w:numId w:val="25"/>
         </w:numPr>
       </w:pPr>
       <w:r>
@@ -5145,7 +6433,7 @@
         <w:pStyle w:val="ListParagraph"/>
         <w:numPr>
           <w:ilvl w:val="0"/>
-          <w:numId w:val="18"/>
+          <w:numId w:val="25"/>
         </w:numPr>
       </w:pPr>
       <w:r>
@@ -5157,7 +6445,7 @@
         <w:pStyle w:val="ListParagraph"/>
         <w:numPr>
           <w:ilvl w:val="0"/>
-          <w:numId w:val="18"/>
+          <w:numId w:val="25"/>
         </w:numPr>
       </w:pPr>
       <w:r>
@@ -5169,7 +6457,7 @@
         <w:pStyle w:val="ListParagraph"/>
         <w:numPr>
           <w:ilvl w:val="0"/>
-          <w:numId w:val="18"/>
+          <w:numId w:val="25"/>
         </w:numPr>
       </w:pPr>
       <w:r>
@@ -5181,7 +6469,7 @@
         <w:pStyle w:val="ListParagraph"/>
         <w:numPr>
           <w:ilvl w:val="0"/>
-          <w:numId w:val="18"/>
+          <w:numId w:val="25"/>
         </w:numPr>
       </w:pPr>
       <w:r>
@@ -5442,7 +6730,10 @@
     </w:lvlOverride>
   </w:num>
   <w:num w:numId="16">
-    <w:abstractNumId w:val="0"/>
+    <w:abstractNumId w:val="1"/>
+    <w:lvlOverride w:ilvl="0">
+      <w:startOverride w:val="1"/>
+    </w:lvlOverride>
   </w:num>
   <w:num w:numId="17">
     <w:abstractNumId w:val="1"/>
@@ -5451,6 +6742,42 @@
     </w:lvlOverride>
   </w:num>
   <w:num w:numId="18">
+    <w:abstractNumId w:val="1"/>
+    <w:lvlOverride w:ilvl="0">
+      <w:startOverride w:val="1"/>
+    </w:lvlOverride>
+  </w:num>
+  <w:num w:numId="19">
+    <w:abstractNumId w:val="1"/>
+    <w:lvlOverride w:ilvl="0">
+      <w:startOverride w:val="1"/>
+    </w:lvlOverride>
+  </w:num>
+  <w:num w:numId="20">
+    <w:abstractNumId w:val="1"/>
+    <w:lvlOverride w:ilvl="0">
+      <w:startOverride w:val="1"/>
+    </w:lvlOverride>
+  </w:num>
+  <w:num w:numId="21">
+    <w:abstractNumId w:val="0"/>
+  </w:num>
+  <w:num w:numId="22">
+    <w:abstractNumId w:val="1"/>
+    <w:lvlOverride w:ilvl="0">
+      <w:startOverride w:val="1"/>
+    </w:lvlOverride>
+  </w:num>
+  <w:num w:numId="23">
+    <w:abstractNumId w:val="0"/>
+  </w:num>
+  <w:num w:numId="24">
+    <w:abstractNumId w:val="1"/>
+    <w:lvlOverride w:ilvl="0">
+      <w:startOverride w:val="1"/>
+    </w:lvlOverride>
+  </w:num>
+  <w:num w:numId="25">
     <w:abstractNumId w:val="1"/>
     <w:lvlOverride w:ilvl="0">
       <w:startOverride w:val="1"/>

--- a/oon-operating-model/academy/Training-Academy-Curriculum.docx
+++ b/oon-operating-model/academy/Training-Academy-Curriculum.docx
@@ -4851,7 +4851,7 @@
         <w:t xml:space="preserve">Award.</w:t>
       </w:r>
       <w:r>
-        <w:t xml:space="preserve"> The chair confirms the badge within 10 business days of the window. Members who tested out complete 10 supervised cases, then ClickUp routing switches on; any allowance starts from the next pay cycle.</w:t>
+        <w:t xml:space="preserve"> The chair confirms the badge within 10 business days of the window. Members who tested out complete 10 supervised cases, then ClickUp routing switches on.</w:t>
       </w:r>
     </w:p>
     <w:p>
@@ -5022,7 +5022,7 @@
         </w:numPr>
       </w:pPr>
       <w:r>
-        <w:t xml:space="preserve">Promotions take effect on the first day of the next month, with the new portfolio tier and a guaranteed raise starting the same day: L0 to L1 +5%, L1 to L2 +10%, L2 to L3 +12%, L3 to L4 +12%, to Team Lead +8%, to Manager +15%, or the new band minimum if higher.</w:t>
+        <w:t xml:space="preserve">Promotions take effect on the first day of the next month, with the new portfolio tier and a pay raise starting the same day. Every move up a level comes with a pay raise.</w:t>
       </w:r>
     </w:p>
     <w:p>
